--- a/Coding 2 - year/Unit 7 - Capstone Project/Daily Lesson Plans/Word/Day 18.docx
+++ b/Coding 2 - year/Unit 7 - Capstone Project/Daily Lesson Plans/Word/Day 18.docx
@@ -50,12 +50,15 @@
               </w:rPr>
               <w:t xml:space="preserve">Coding II — Full Year</w:t>
             </w:r>
-          </w:p>
-          <w:p>
-            <w:pPr>
-              <w:spacing w:before="40"/>
-              <w:jc w:val="center"/>
-            </w:pPr>
+            <w:r>
+              <w:rPr>
+                <w:rFonts w:ascii="Arial" w:cs="Arial" w:eastAsia="Arial" w:hAnsi="Arial"/>
+                <w:sz w:val="16"/>
+                <w:szCs w:val="16"/>
+              </w:rPr>
+              <w:br/>
+              <w:t xml:space="preserve"/>
+            </w:r>
             <w:r>
               <w:rPr>
                 <w:rFonts w:ascii="Arial" w:cs="Arial" w:eastAsia="Arial" w:hAnsi="Arial"/>
@@ -83,7 +86,7 @@
           <w:rFonts w:ascii="Arial" w:cs="Arial" w:eastAsia="Arial" w:hAnsi="Arial"/>
           <w:b/>
           <w:bCs/>
-          <w:color w:val="0D3B1F"/>
+          <w:color w:val="1B7A4A"/>
           <w:sz w:val="32"/>
           <w:szCs w:val="32"/>
         </w:rPr>
@@ -200,9 +203,9 @@
               <w:right w:val="single" w:color="CCCCCC" w:sz="1"/>
             </w:tcBorders>
             <w:tcMar>
-              <w:top w:type="dxa" w:w="60"/>
+              <w:top w:type="dxa" w:w="80"/>
               <w:left w:type="dxa" w:w="120"/>
-              <w:bottom w:type="dxa" w:w="60"/>
+              <w:bottom w:type="dxa" w:w="80"/>
               <w:right w:type="dxa" w:w="120"/>
             </w:tcMar>
           </w:tcPr>
@@ -229,20 +232,147 @@
               <w:right w:val="single" w:color="CCCCCC" w:sz="1"/>
             </w:tcBorders>
             <w:tcMar>
-              <w:top w:type="dxa" w:w="60"/>
+              <w:top w:type="dxa" w:w="80"/>
               <w:left w:type="dxa" w:w="120"/>
-              <w:bottom w:type="dxa" w:w="60"/>
+              <w:bottom w:type="dxa" w:w="80"/>
               <w:right w:type="dxa" w:w="120"/>
             </w:tcMar>
           </w:tcPr>
           <w:p>
-            <w:r>
-              <w:rPr>
-                <w:rFonts w:ascii="Arial" w:cs="Arial" w:eastAsia="Arial" w:hAnsi="Arial"/>
-                <w:sz w:val="20"/>
-                <w:szCs w:val="20"/>
+            <w:pPr>
+              <w:spacing w:after="80" w:before="80"/>
+            </w:pPr>
+            <w:r>
+              <w:rPr>
+                <w:rFonts w:ascii="Arial" w:cs="Arial" w:eastAsia="Arial" w:hAnsi="Arial"/>
+                <w:b/>
+                <w:bCs/>
+                <w:i w:val="false"/>
+                <w:iCs w:val="false"/>
+                <w:color w:val="000000"/>
+                <w:sz w:val="22"/>
+                <w:szCs w:val="22"/>
               </w:rPr>
               <w:t xml:space="preserve">Bell Ringer / Review</w:t>
+            </w:r>
+            <w:r>
+              <w:rPr>
+                <w:rFonts w:ascii="Arial" w:cs="Arial" w:eastAsia="Arial" w:hAnsi="Arial"/>
+                <w:sz w:val="20"/>
+                <w:szCs w:val="20"/>
+              </w:rPr>
+              <w:br/>
+              <w:t xml:space="preserve"/>
+            </w:r>
+            <w:r>
+              <w:rPr>
+                <w:rFonts w:ascii="Arial" w:cs="Arial" w:eastAsia="Arial" w:hAnsi="Arial"/>
+                <w:sz w:val="20"/>
+                <w:szCs w:val="20"/>
+              </w:rPr>
+              <w:br/>
+              <w:t xml:space="preserve"/>
+            </w:r>
+            <w:r>
+              <w:rPr>
+                <w:rFonts w:ascii="Arial" w:cs="Arial" w:eastAsia="Arial" w:hAnsi="Arial"/>
+                <w:b/>
+                <w:bCs/>
+                <w:i w:val="false"/>
+                <w:iCs w:val="false"/>
+                <w:color w:val="000000"/>
+                <w:sz w:val="20"/>
+                <w:szCs w:val="20"/>
+              </w:rPr>
+              <w:t xml:space="preserve">Quick Write </w:t>
+            </w:r>
+            <w:r>
+              <w:rPr>
+                <w:rFonts w:ascii="Arial" w:cs="Arial" w:eastAsia="Arial" w:hAnsi="Arial"/>
+                <w:b w:val="false"/>
+                <w:bCs w:val="false"/>
+                <w:i w:val="false"/>
+                <w:iCs w:val="false"/>
+                <w:color w:val="000000"/>
+                <w:sz w:val="20"/>
+                <w:szCs w:val="20"/>
+              </w:rPr>
+              <w:t xml:space="preserve">(3 min — written or verbal):</w:t>
+            </w:r>
+            <w:r>
+              <w:rPr>
+                <w:rFonts w:ascii="Arial" w:cs="Arial" w:eastAsia="Arial" w:hAnsi="Arial"/>
+                <w:sz w:val="20"/>
+                <w:szCs w:val="20"/>
+              </w:rPr>
+              <w:br/>
+              <w:t xml:space="preserve"/>
+            </w:r>
+            <w:r>
+              <w:rPr>
+                <w:rFonts w:ascii="Arial" w:cs="Arial" w:eastAsia="Arial" w:hAnsi="Arial"/>
+                <w:b w:val="false"/>
+                <w:bCs w:val="false"/>
+                <w:i w:val="false"/>
+                <w:iCs w:val="false"/>
+                <w:color w:val="000000"/>
+                <w:sz w:val="20"/>
+                <w:szCs w:val="20"/>
+              </w:rPr>
+              <w:t xml:space="preserve">    What do you remember from last class?</w:t>
+            </w:r>
+            <w:r>
+              <w:rPr>
+                <w:rFonts w:ascii="Arial" w:cs="Arial" w:eastAsia="Arial" w:hAnsi="Arial"/>
+                <w:sz w:val="20"/>
+                <w:szCs w:val="20"/>
+              </w:rPr>
+              <w:br/>
+              <w:t xml:space="preserve"/>
+            </w:r>
+            <w:r>
+              <w:rPr>
+                <w:rFonts w:ascii="Arial" w:cs="Arial" w:eastAsia="Arial" w:hAnsi="Arial"/>
+                <w:sz w:val="20"/>
+                <w:szCs w:val="20"/>
+              </w:rPr>
+              <w:br/>
+              <w:t xml:space="preserve"/>
+            </w:r>
+            <w:r>
+              <w:rPr>
+                <w:rFonts w:ascii="Arial" w:cs="Arial" w:eastAsia="Arial" w:hAnsi="Arial"/>
+                <w:b w:val="false"/>
+                <w:bCs w:val="false"/>
+                <w:i/>
+                <w:iCs/>
+                <w:color w:val="444444"/>
+                <w:sz w:val="20"/>
+                <w:szCs w:val="20"/>
+              </w:rPr>
+              <w:t xml:space="preserve">What do you think today's topic "Sprint 3 – Comprehensive Testing" is about?</w:t>
+            </w:r>
+            <w:r>
+              <w:rPr>
+                <w:rFonts w:ascii="Arial" w:cs="Arial" w:eastAsia="Arial" w:hAnsi="Arial"/>
+                <w:sz w:val="20"/>
+                <w:szCs w:val="20"/>
+              </w:rPr>
+              <w:br/>
+              <w:t xml:space="preserve"/>
+            </w:r>
+            <w:r>
+              <w:rPr>
+                <w:rFonts w:ascii="Arial" w:cs="Arial" w:eastAsia="Arial" w:hAnsi="Arial"/>
+                <w:b w:val="false"/>
+                <w:bCs w:val="false"/>
+                <w:i/>
+                <w:iCs/>
+                <w:color w:val="555555"/>
+                <w:sz w:val="20"/>
+                <w:szCs w:val="20"/>
+              </w:rPr>
+              <w:t xml:space="preserve">→ Pair-share your response, then 2–3 students share with the class.</w:t>
             </w:r>
           </w:p>
         </w:tc>
@@ -258,9 +388,9 @@
               <w:right w:val="single" w:color="CCCCCC" w:sz="1"/>
             </w:tcBorders>
             <w:tcMar>
-              <w:top w:type="dxa" w:w="60"/>
+              <w:top w:type="dxa" w:w="80"/>
               <w:left w:type="dxa" w:w="120"/>
-              <w:bottom w:type="dxa" w:w="60"/>
+              <w:bottom w:type="dxa" w:w="80"/>
               <w:right w:type="dxa" w:w="120"/>
             </w:tcMar>
           </w:tcPr>
@@ -287,20 +417,120 @@
               <w:right w:val="single" w:color="CCCCCC" w:sz="1"/>
             </w:tcBorders>
             <w:tcMar>
-              <w:top w:type="dxa" w:w="60"/>
+              <w:top w:type="dxa" w:w="80"/>
               <w:left w:type="dxa" w:w="120"/>
-              <w:bottom w:type="dxa" w:w="60"/>
+              <w:bottom w:type="dxa" w:w="80"/>
               <w:right w:type="dxa" w:w="120"/>
             </w:tcMar>
           </w:tcPr>
           <w:p>
-            <w:r>
-              <w:rPr>
-                <w:rFonts w:ascii="Arial" w:cs="Arial" w:eastAsia="Arial" w:hAnsi="Arial"/>
-                <w:sz w:val="20"/>
-                <w:szCs w:val="20"/>
-              </w:rPr>
-              <w:t xml:space="preserve">Mini Lesson: Sprint 3 – Comprehensive Testing</w:t>
+            <w:pPr>
+              <w:spacing w:after="80" w:before="80"/>
+            </w:pPr>
+            <w:r>
+              <w:rPr>
+                <w:rFonts w:ascii="Arial" w:cs="Arial" w:eastAsia="Arial" w:hAnsi="Arial"/>
+                <w:b/>
+                <w:bCs/>
+                <w:i w:val="false"/>
+                <w:iCs w:val="false"/>
+                <w:color w:val="000000"/>
+                <w:sz w:val="22"/>
+                <w:szCs w:val="22"/>
+              </w:rPr>
+              <w:t xml:space="preserve">Mini Lesson: </w:t>
+            </w:r>
+            <w:r>
+              <w:rPr>
+                <w:rFonts w:ascii="Arial" w:cs="Arial" w:eastAsia="Arial" w:hAnsi="Arial"/>
+                <w:b w:val="false"/>
+                <w:bCs w:val="false"/>
+                <w:i w:val="false"/>
+                <w:iCs w:val="false"/>
+                <w:color w:val="000000"/>
+                <w:sz w:val="22"/>
+                <w:szCs w:val="22"/>
+              </w:rPr>
+              <w:t xml:space="preserve">Sprint 3 – Comprehensive Testing</w:t>
+            </w:r>
+            <w:r>
+              <w:rPr>
+                <w:rFonts w:ascii="Arial" w:cs="Arial" w:eastAsia="Arial" w:hAnsi="Arial"/>
+                <w:sz w:val="20"/>
+                <w:szCs w:val="20"/>
+              </w:rPr>
+              <w:br/>
+              <w:t xml:space="preserve"/>
+            </w:r>
+            <w:r>
+              <w:rPr>
+                <w:rFonts w:ascii="Arial" w:cs="Arial" w:eastAsia="Arial" w:hAnsi="Arial"/>
+                <w:sz w:val="20"/>
+                <w:szCs w:val="20"/>
+              </w:rPr>
+              <w:br/>
+              <w:t xml:space="preserve"/>
+            </w:r>
+            <w:r>
+              <w:rPr>
+                <w:rFonts w:ascii="Arial" w:cs="Arial" w:eastAsia="Arial" w:hAnsi="Arial"/>
+                <w:b/>
+                <w:bCs/>
+                <w:i/>
+                <w:iCs/>
+                <w:color w:val="555555"/>
+                <w:sz w:val="20"/>
+                <w:szCs w:val="20"/>
+              </w:rPr>
+              <w:t xml:space="preserve">→ Live Demo — </w:t>
+            </w:r>
+            <w:r>
+              <w:rPr>
+                <w:rFonts w:ascii="Arial" w:cs="Arial" w:eastAsia="Arial" w:hAnsi="Arial"/>
+                <w:b w:val="false"/>
+                <w:bCs w:val="false"/>
+                <w:i/>
+                <w:iCs/>
+                <w:color w:val="555555"/>
+                <w:sz w:val="20"/>
+                <w:szCs w:val="20"/>
+              </w:rPr>
+              <w:t xml:space="preserve">type examples as students follow along in their own editor.</w:t>
+            </w:r>
+            <w:r>
+              <w:rPr>
+                <w:rFonts w:ascii="Arial" w:cs="Arial" w:eastAsia="Arial" w:hAnsi="Arial"/>
+                <w:sz w:val="20"/>
+                <w:szCs w:val="20"/>
+              </w:rPr>
+              <w:br/>
+              <w:t xml:space="preserve"/>
+            </w:r>
+            <w:r>
+              <w:rPr>
+                <w:rFonts w:ascii="Arial" w:cs="Arial" w:eastAsia="Arial" w:hAnsi="Arial"/>
+                <w:b/>
+                <w:bCs/>
+                <w:i/>
+                <w:iCs/>
+                <w:color w:val="555555"/>
+                <w:sz w:val="20"/>
+                <w:szCs w:val="20"/>
+              </w:rPr>
+              <w:t xml:space="preserve">→ Check for Understanding: </w:t>
+            </w:r>
+            <w:r>
+              <w:rPr>
+                <w:rFonts w:ascii="Arial" w:cs="Arial" w:eastAsia="Arial" w:hAnsi="Arial"/>
+                <w:b w:val="false"/>
+                <w:bCs w:val="false"/>
+                <w:i/>
+                <w:iCs/>
+                <w:color w:val="555555"/>
+                <w:sz w:val="20"/>
+                <w:szCs w:val="20"/>
+              </w:rPr>
+              <w:t xml:space="preserve">pause and cold-call: “Can someone explain what we just did in their own words?”</w:t>
             </w:r>
           </w:p>
         </w:tc>
@@ -316,9 +546,9 @@
               <w:right w:val="single" w:color="CCCCCC" w:sz="1"/>
             </w:tcBorders>
             <w:tcMar>
-              <w:top w:type="dxa" w:w="60"/>
+              <w:top w:type="dxa" w:w="80"/>
               <w:left w:type="dxa" w:w="120"/>
-              <w:bottom w:type="dxa" w:w="60"/>
+              <w:bottom w:type="dxa" w:w="80"/>
               <w:right w:type="dxa" w:w="120"/>
             </w:tcMar>
           </w:tcPr>
@@ -331,7 +561,7 @@
                 <w:sz w:val="20"/>
                 <w:szCs w:val="20"/>
               </w:rPr>
-              <w:t xml:space="preserve">15-20 min</w:t>
+              <w:t xml:space="preserve">15–20 min</w:t>
             </w:r>
           </w:p>
         </w:tc>
@@ -345,20 +575,81 @@
               <w:right w:val="single" w:color="CCCCCC" w:sz="1"/>
             </w:tcBorders>
             <w:tcMar>
-              <w:top w:type="dxa" w:w="60"/>
+              <w:top w:type="dxa" w:w="80"/>
               <w:left w:type="dxa" w:w="120"/>
-              <w:bottom w:type="dxa" w:w="60"/>
+              <w:bottom w:type="dxa" w:w="80"/>
               <w:right w:type="dxa" w:w="120"/>
             </w:tcMar>
           </w:tcPr>
           <w:p>
-            <w:r>
-              <w:rPr>
-                <w:rFonts w:ascii="Arial" w:cs="Arial" w:eastAsia="Arial" w:hAnsi="Arial"/>
-                <w:sz w:val="20"/>
-                <w:szCs w:val="20"/>
+            <w:pPr>
+              <w:spacing w:after="80" w:before="80"/>
+            </w:pPr>
+            <w:r>
+              <w:rPr>
+                <w:rFonts w:ascii="Arial" w:cs="Arial" w:eastAsia="Arial" w:hAnsi="Arial"/>
+                <w:b/>
+                <w:bCs/>
+                <w:i w:val="false"/>
+                <w:iCs w:val="false"/>
+                <w:color w:val="000000"/>
+                <w:sz w:val="22"/>
+                <w:szCs w:val="22"/>
               </w:rPr>
               <w:t xml:space="preserve">Independent Practice / Code Along</w:t>
+            </w:r>
+            <w:r>
+              <w:rPr>
+                <w:rFonts w:ascii="Arial" w:cs="Arial" w:eastAsia="Arial" w:hAnsi="Arial"/>
+                <w:sz w:val="20"/>
+                <w:szCs w:val="20"/>
+              </w:rPr>
+              <w:br/>
+              <w:t xml:space="preserve"/>
+            </w:r>
+            <w:r>
+              <w:rPr>
+                <w:rFonts w:ascii="Arial" w:cs="Arial" w:eastAsia="Arial" w:hAnsi="Arial"/>
+                <w:b w:val="false"/>
+                <w:bCs w:val="false"/>
+                <w:i w:val="false"/>
+                <w:iCs w:val="false"/>
+                <w:color w:val="000000"/>
+                <w:sz w:val="20"/>
+                <w:szCs w:val="20"/>
+              </w:rPr>
+              <w:t xml:space="preserve">    Work through problems from the day's exercise set.</w:t>
+            </w:r>
+            <w:r>
+              <w:rPr>
+                <w:rFonts w:ascii="Arial" w:cs="Arial" w:eastAsia="Arial" w:hAnsi="Arial"/>
+                <w:sz w:val="20"/>
+                <w:szCs w:val="20"/>
+              </w:rPr>
+              <w:br/>
+              <w:t xml:space="preserve"/>
+            </w:r>
+            <w:r>
+              <w:rPr>
+                <w:rFonts w:ascii="Arial" w:cs="Arial" w:eastAsia="Arial" w:hAnsi="Arial"/>
+                <w:sz w:val="20"/>
+                <w:szCs w:val="20"/>
+              </w:rPr>
+              <w:br/>
+              <w:t xml:space="preserve"/>
+            </w:r>
+            <w:r>
+              <w:rPr>
+                <w:rFonts w:ascii="Arial" w:cs="Arial" w:eastAsia="Arial" w:hAnsi="Arial"/>
+                <w:b w:val="false"/>
+                <w:bCs w:val="false"/>
+                <w:i/>
+                <w:iCs/>
+                <w:color w:val="555555"/>
+                <w:sz w:val="20"/>
+                <w:szCs w:val="20"/>
+              </w:rPr>
+              <w:t xml:space="preserve">→ Teacher circulates — offer hints, check for understanding.</w:t>
             </w:r>
           </w:p>
         </w:tc>
@@ -374,9 +665,9 @@
               <w:right w:val="single" w:color="CCCCCC" w:sz="1"/>
             </w:tcBorders>
             <w:tcMar>
-              <w:top w:type="dxa" w:w="60"/>
+              <w:top w:type="dxa" w:w="80"/>
               <w:left w:type="dxa" w:w="120"/>
-              <w:bottom w:type="dxa" w:w="60"/>
+              <w:bottom w:type="dxa" w:w="80"/>
               <w:right w:type="dxa" w:w="120"/>
             </w:tcMar>
           </w:tcPr>
@@ -403,20 +694,90 @@
               <w:right w:val="single" w:color="CCCCCC" w:sz="1"/>
             </w:tcBorders>
             <w:tcMar>
-              <w:top w:type="dxa" w:w="60"/>
+              <w:top w:type="dxa" w:w="80"/>
               <w:left w:type="dxa" w:w="120"/>
-              <w:bottom w:type="dxa" w:w="60"/>
+              <w:bottom w:type="dxa" w:w="80"/>
               <w:right w:type="dxa" w:w="120"/>
             </w:tcMar>
           </w:tcPr>
           <w:p>
-            <w:r>
-              <w:rPr>
-                <w:rFonts w:ascii="Arial" w:cs="Arial" w:eastAsia="Arial" w:hAnsi="Arial"/>
-                <w:sz w:val="20"/>
-                <w:szCs w:val="20"/>
+            <w:pPr>
+              <w:spacing w:after="80" w:before="80"/>
+            </w:pPr>
+            <w:r>
+              <w:rPr>
+                <w:rFonts w:ascii="Arial" w:cs="Arial" w:eastAsia="Arial" w:hAnsi="Arial"/>
+                <w:b/>
+                <w:bCs/>
+                <w:i w:val="false"/>
+                <w:iCs w:val="false"/>
+                <w:color w:val="000000"/>
+                <w:sz w:val="22"/>
+                <w:szCs w:val="22"/>
               </w:rPr>
               <w:t xml:space="preserve">Exit Ticket / Wrap-Up</w:t>
+            </w:r>
+            <w:r>
+              <w:rPr>
+                <w:rFonts w:ascii="Arial" w:cs="Arial" w:eastAsia="Arial" w:hAnsi="Arial"/>
+                <w:sz w:val="20"/>
+                <w:szCs w:val="20"/>
+              </w:rPr>
+              <w:br/>
+              <w:t xml:space="preserve"/>
+            </w:r>
+            <w:r>
+              <w:rPr>
+                <w:rFonts w:ascii="Arial" w:cs="Arial" w:eastAsia="Arial" w:hAnsi="Arial"/>
+                <w:sz w:val="20"/>
+                <w:szCs w:val="20"/>
+              </w:rPr>
+              <w:br/>
+              <w:t xml:space="preserve"/>
+            </w:r>
+            <w:r>
+              <w:rPr>
+                <w:rFonts w:ascii="Arial" w:cs="Arial" w:eastAsia="Arial" w:hAnsi="Arial"/>
+                <w:b w:val="false"/>
+                <w:bCs w:val="false"/>
+                <w:i w:val="false"/>
+                <w:iCs w:val="false"/>
+                <w:color w:val="000000"/>
+                <w:sz w:val="20"/>
+                <w:szCs w:val="20"/>
+              </w:rPr>
+              <w:t xml:space="preserve">What is one key concept you learned today?</w:t>
+            </w:r>
+            <w:r>
+              <w:rPr>
+                <w:rFonts w:ascii="Arial" w:cs="Arial" w:eastAsia="Arial" w:hAnsi="Arial"/>
+                <w:sz w:val="20"/>
+                <w:szCs w:val="20"/>
+              </w:rPr>
+              <w:br/>
+              <w:t xml:space="preserve"/>
+            </w:r>
+            <w:r>
+              <w:rPr>
+                <w:rFonts w:ascii="Arial" w:cs="Arial" w:eastAsia="Arial" w:hAnsi="Arial"/>
+                <w:sz w:val="20"/>
+                <w:szCs w:val="20"/>
+              </w:rPr>
+              <w:br/>
+              <w:t xml:space="preserve"/>
+            </w:r>
+            <w:r>
+              <w:rPr>
+                <w:rFonts w:ascii="Arial" w:cs="Arial" w:eastAsia="Arial" w:hAnsi="Arial"/>
+                <w:b w:val="false"/>
+                <w:bCs w:val="false"/>
+                <w:i/>
+                <w:iCs/>
+                <w:color w:val="555555"/>
+                <w:sz w:val="20"/>
+                <w:szCs w:val="20"/>
+              </w:rPr>
+              <w:t xml:space="preserve">→ 3–2–1: Name 3 things learned, 2 new vocab words, 1 question you still have.</w:t>
             </w:r>
           </w:p>
         </w:tc>

--- a/Coding 2 - year/Unit 7 - Capstone Project/Daily Lesson Plans/Word/Day 18.docx
+++ b/Coding 2 - year/Unit 7 - Capstone Project/Daily Lesson Plans/Word/Day 18.docx
@@ -319,7 +319,7 @@
                 <w:sz w:val="20"/>
                 <w:szCs w:val="20"/>
               </w:rPr>
-              <w:t xml:space="preserve">    What do you remember from last class?</w:t>
+              <w:t xml:space="preserve">    What do you already know about Sprint 3 – Comprehensive Testing? Write down at least one thing.</w:t>
             </w:r>
             <w:r>
               <w:rPr>
@@ -350,7 +350,7 @@
                 <w:sz w:val="20"/>
                 <w:szCs w:val="20"/>
               </w:rPr>
-              <w:t xml:space="preserve">What do you think today's topic "Sprint 3 – Comprehensive Testing" is about?</w:t>
+              <w:t xml:space="preserve">Today’s Goal: Explore and practice Sprint 3 – Comprehensive Testing.</w:t>
             </w:r>
             <w:r>
               <w:rPr>
@@ -746,7 +746,7 @@
                 <w:sz w:val="20"/>
                 <w:szCs w:val="20"/>
               </w:rPr>
-              <w:t xml:space="preserve">What is one key concept you learned today?</w:t>
+              <w:t xml:space="preserve">Name one new thing you learned about Sprint 3 – Comprehensive Testing today and one question you still have.</w:t>
             </w:r>
             <w:r>
               <w:rPr>

--- a/Coding 2 - year/Unit 7 - Capstone Project/Daily Lesson Plans/Word/Day 18.docx
+++ b/Coding 2 - year/Unit 7 - Capstone Project/Daily Lesson Plans/Word/Day 18.docx
@@ -342,6 +342,72 @@
             <w:r>
               <w:rPr>
                 <w:rFonts w:ascii="Arial" w:cs="Arial" w:eastAsia="Arial" w:hAnsi="Arial"/>
+                <w:b/>
+                <w:bCs/>
+                <w:i w:val="false"/>
+                <w:iCs w:val="false"/>
+                <w:color w:val="000000"/>
+                <w:sz w:val="20"/>
+                <w:szCs w:val="20"/>
+              </w:rPr>
+              <w:t xml:space="preserve">Vocabulary Preview — </w:t>
+            </w:r>
+            <w:r>
+              <w:rPr>
+                <w:rFonts w:ascii="Arial" w:cs="Arial" w:eastAsia="Arial" w:hAnsi="Arial"/>
+                <w:b w:val="false"/>
+                <w:bCs w:val="false"/>
+                <w:i w:val="false"/>
+                <w:iCs w:val="false"/>
+                <w:color w:val="000000"/>
+                <w:sz w:val="20"/>
+                <w:szCs w:val="20"/>
+              </w:rPr>
+              <w:t xml:space="preserve">terms we'll use today:</w:t>
+            </w:r>
+            <w:r>
+              <w:rPr>
+                <w:rFonts w:ascii="Arial" w:cs="Arial" w:eastAsia="Arial" w:hAnsi="Arial"/>
+                <w:sz w:val="20"/>
+                <w:szCs w:val="20"/>
+              </w:rPr>
+              <w:br/>
+              <w:t xml:space="preserve"/>
+            </w:r>
+            <w:r>
+              <w:rPr>
+                <w:rFonts w:ascii="Arial" w:cs="Arial" w:eastAsia="Arial" w:hAnsi="Arial"/>
+                <w:b w:val="false"/>
+                <w:bCs w:val="false"/>
+                <w:i w:val="false"/>
+                <w:iCs w:val="false"/>
+                <w:color w:val="000000"/>
+                <w:sz w:val="20"/>
+                <w:szCs w:val="20"/>
+              </w:rPr>
+              <w:t xml:space="preserve">    • Session Goal   •   Minutes 0-5   •   Testing Strategy   •   Minutes 5-50   •   Systematic Testing &amp; Bug Fixing   •   Test Plan</w:t>
+            </w:r>
+            <w:r>
+              <w:rPr>
+                <w:rFonts w:ascii="Arial" w:cs="Arial" w:eastAsia="Arial" w:hAnsi="Arial"/>
+                <w:sz w:val="20"/>
+                <w:szCs w:val="20"/>
+              </w:rPr>
+              <w:br/>
+              <w:t xml:space="preserve"/>
+            </w:r>
+            <w:r>
+              <w:rPr>
+                <w:rFonts w:ascii="Arial" w:cs="Arial" w:eastAsia="Arial" w:hAnsi="Arial"/>
+                <w:sz w:val="20"/>
+                <w:szCs w:val="20"/>
+              </w:rPr>
+              <w:br/>
+              <w:t xml:space="preserve"/>
+            </w:r>
+            <w:r>
+              <w:rPr>
+                <w:rFonts w:ascii="Arial" w:cs="Arial" w:eastAsia="Arial" w:hAnsi="Arial"/>
                 <w:b w:val="false"/>
                 <w:bCs w:val="false"/>
                 <w:i/>
@@ -474,6 +540,310 @@
             <w:r>
               <w:rPr>
                 <w:rFonts w:ascii="Arial" w:cs="Arial" w:eastAsia="Arial" w:hAnsi="Arial"/>
+                <w:b w:val="false"/>
+                <w:bCs w:val="false"/>
+                <w:i w:val="false"/>
+                <w:iCs w:val="false"/>
+                <w:color w:val="000000"/>
+                <w:sz w:val="20"/>
+                <w:szCs w:val="20"/>
+              </w:rPr>
+              <w:t xml:space="preserve">Session Goal: Test your entire application systematically. Find and fix remaining bugs.</w:t>
+            </w:r>
+            <w:r>
+              <w:rPr>
+                <w:rFonts w:ascii="Arial" w:cs="Arial" w:eastAsia="Arial" w:hAnsi="Arial"/>
+                <w:sz w:val="20"/>
+                <w:szCs w:val="20"/>
+              </w:rPr>
+              <w:br/>
+              <w:t xml:space="preserve"/>
+            </w:r>
+            <w:r>
+              <w:rPr>
+                <w:rFonts w:ascii="Arial" w:cs="Arial" w:eastAsia="Arial" w:hAnsi="Arial"/>
+                <w:b w:val="false"/>
+                <w:bCs w:val="false"/>
+                <w:i w:val="false"/>
+                <w:iCs w:val="false"/>
+                <w:color w:val="000000"/>
+                <w:sz w:val="20"/>
+                <w:szCs w:val="20"/>
+              </w:rPr>
+              <w:t xml:space="preserve">Today is bug-hunting day. You'll run through your app with fresh eyes, document what you find, and fix it. The goal: a stable, reliable application ready for presentation.</w:t>
+            </w:r>
+            <w:r>
+              <w:rPr>
+                <w:rFonts w:ascii="Arial" w:cs="Arial" w:eastAsia="Arial" w:hAnsi="Arial"/>
+                <w:sz w:val="20"/>
+                <w:szCs w:val="20"/>
+              </w:rPr>
+              <w:br/>
+              <w:t xml:space="preserve"/>
+            </w:r>
+            <w:r>
+              <w:rPr>
+                <w:rFonts w:ascii="Arial" w:cs="Arial" w:eastAsia="Arial" w:hAnsi="Arial"/>
+                <w:sz w:val="20"/>
+                <w:szCs w:val="20"/>
+              </w:rPr>
+              <w:br/>
+              <w:t xml:space="preserve"/>
+            </w:r>
+            <w:r>
+              <w:rPr>
+                <w:rFonts w:ascii="Arial" w:cs="Arial" w:eastAsia="Arial" w:hAnsi="Arial"/>
+                <w:b/>
+                <w:bCs/>
+                <w:i w:val="false"/>
+                <w:iCs w:val="false"/>
+                <w:color w:val="000000"/>
+                <w:sz w:val="20"/>
+                <w:szCs w:val="20"/>
+              </w:rPr>
+              <w:t xml:space="preserve">Key Concepts:</w:t>
+            </w:r>
+            <w:r>
+              <w:rPr>
+                <w:rFonts w:ascii="Arial" w:cs="Arial" w:eastAsia="Arial" w:hAnsi="Arial"/>
+                <w:sz w:val="20"/>
+                <w:szCs w:val="20"/>
+              </w:rPr>
+              <w:br/>
+              <w:t xml:space="preserve"/>
+            </w:r>
+            <w:r>
+              <w:rPr>
+                <w:rFonts w:ascii="Arial" w:cs="Arial" w:eastAsia="Arial" w:hAnsi="Arial"/>
+                <w:b w:val="false"/>
+                <w:bCs w:val="false"/>
+                <w:i w:val="false"/>
+                <w:iCs w:val="false"/>
+                <w:color w:val="000000"/>
+                <w:sz w:val="20"/>
+                <w:szCs w:val="20"/>
+              </w:rPr>
+              <w:t xml:space="preserve">    • Teacher: what is comprehensive testing? (every feature, every scenario, every path)</w:t>
+            </w:r>
+            <w:r>
+              <w:rPr>
+                <w:rFonts w:ascii="Arial" w:cs="Arial" w:eastAsia="Arial" w:hAnsi="Arial"/>
+                <w:sz w:val="20"/>
+                <w:szCs w:val="20"/>
+              </w:rPr>
+              <w:br/>
+              <w:t xml:space="preserve"/>
+            </w:r>
+            <w:r>
+              <w:rPr>
+                <w:rFonts w:ascii="Arial" w:cs="Arial" w:eastAsia="Arial" w:hAnsi="Arial"/>
+                <w:b w:val="false"/>
+                <w:bCs w:val="false"/>
+                <w:i w:val="false"/>
+                <w:iCs w:val="false"/>
+                <w:color w:val="000000"/>
+                <w:sz w:val="20"/>
+                <w:szCs w:val="20"/>
+              </w:rPr>
+              <w:t xml:space="preserve">    • Remind: test-driven fixes (find bug, write minimal fix, verify, move on)</w:t>
+            </w:r>
+            <w:r>
+              <w:rPr>
+                <w:rFonts w:ascii="Arial" w:cs="Arial" w:eastAsia="Arial" w:hAnsi="Arial"/>
+                <w:sz w:val="20"/>
+                <w:szCs w:val="20"/>
+              </w:rPr>
+              <w:br/>
+              <w:t xml:space="preserve"/>
+            </w:r>
+            <w:r>
+              <w:rPr>
+                <w:rFonts w:ascii="Arial" w:cs="Arial" w:eastAsia="Arial" w:hAnsi="Arial"/>
+                <w:b w:val="false"/>
+                <w:bCs w:val="false"/>
+                <w:i w:val="false"/>
+                <w:iCs w:val="false"/>
+                <w:color w:val="000000"/>
+                <w:sz w:val="20"/>
+                <w:szCs w:val="20"/>
+              </w:rPr>
+              <w:t xml:space="preserve">    • Time management: prioritize critical bugs over nice-to-haves</w:t>
+            </w:r>
+            <w:r>
+              <w:rPr>
+                <w:rFonts w:ascii="Arial" w:cs="Arial" w:eastAsia="Arial" w:hAnsi="Arial"/>
+                <w:sz w:val="20"/>
+                <w:szCs w:val="20"/>
+              </w:rPr>
+              <w:br/>
+              <w:t xml:space="preserve"/>
+            </w:r>
+            <w:r>
+              <w:rPr>
+                <w:rFonts w:ascii="Arial" w:cs="Arial" w:eastAsia="Arial" w:hAnsi="Arial"/>
+                <w:b w:val="false"/>
+                <w:bCs w:val="false"/>
+                <w:i w:val="false"/>
+                <w:iCs w:val="false"/>
+                <w:color w:val="000000"/>
+                <w:sz w:val="20"/>
+                <w:szCs w:val="20"/>
+              </w:rPr>
+              <w:t xml:space="preserve">    • Follow your Test Plan (see below)</w:t>
+            </w:r>
+            <w:r>
+              <w:rPr>
+                <w:rFonts w:ascii="Arial" w:cs="Arial" w:eastAsia="Arial" w:hAnsi="Arial"/>
+                <w:sz w:val="20"/>
+                <w:szCs w:val="20"/>
+              </w:rPr>
+              <w:br/>
+              <w:t xml:space="preserve"/>
+            </w:r>
+            <w:r>
+              <w:rPr>
+                <w:rFonts w:ascii="Arial" w:cs="Arial" w:eastAsia="Arial" w:hAnsi="Arial"/>
+                <w:b w:val="false"/>
+                <w:bCs w:val="false"/>
+                <w:i w:val="false"/>
+                <w:iCs w:val="false"/>
+                <w:color w:val="000000"/>
+                <w:sz w:val="20"/>
+                <w:szCs w:val="20"/>
+              </w:rPr>
+              <w:t xml:space="preserve">    • Document bugs on a Bug Tracker (see below)</w:t>
+            </w:r>
+            <w:r>
+              <w:rPr>
+                <w:rFonts w:ascii="Arial" w:cs="Arial" w:eastAsia="Arial" w:hAnsi="Arial"/>
+                <w:sz w:val="20"/>
+                <w:szCs w:val="20"/>
+              </w:rPr>
+              <w:br/>
+              <w:t xml:space="preserve"/>
+            </w:r>
+            <w:r>
+              <w:rPr>
+                <w:rFonts w:ascii="Arial" w:cs="Arial" w:eastAsia="Arial" w:hAnsi="Arial"/>
+                <w:b w:val="false"/>
+                <w:bCs w:val="false"/>
+                <w:i w:val="false"/>
+                <w:iCs w:val="false"/>
+                <w:color w:val="000000"/>
+                <w:sz w:val="20"/>
+                <w:szCs w:val="20"/>
+              </w:rPr>
+              <w:t xml:space="preserve">    • For each bug: reproduce it, understand it, fix it, verify it's fixed</w:t>
+            </w:r>
+            <w:r>
+              <w:rPr>
+                <w:rFonts w:ascii="Arial" w:cs="Arial" w:eastAsia="Arial" w:hAnsi="Arial"/>
+                <w:sz w:val="20"/>
+                <w:szCs w:val="20"/>
+              </w:rPr>
+              <w:br/>
+              <w:t xml:space="preserve"/>
+            </w:r>
+            <w:r>
+              <w:rPr>
+                <w:rFonts w:ascii="Arial" w:cs="Arial" w:eastAsia="Arial" w:hAnsi="Arial"/>
+                <w:b w:val="false"/>
+                <w:bCs w:val="false"/>
+                <w:i w:val="false"/>
+                <w:iCs w:val="false"/>
+                <w:color w:val="000000"/>
+                <w:sz w:val="20"/>
+                <w:szCs w:val="20"/>
+              </w:rPr>
+              <w:t xml:space="preserve">    • Don't get stuck: if a bug takes &gt;20 min, note it and ask teacher</w:t>
+            </w:r>
+            <w:r>
+              <w:rPr>
+                <w:rFonts w:ascii="Arial" w:cs="Arial" w:eastAsia="Arial" w:hAnsi="Arial"/>
+                <w:sz w:val="20"/>
+                <w:szCs w:val="20"/>
+              </w:rPr>
+              <w:br/>
+              <w:t xml:space="preserve"/>
+            </w:r>
+            <w:r>
+              <w:rPr>
+                <w:rFonts w:ascii="Arial" w:cs="Arial" w:eastAsia="Arial" w:hAnsi="Arial"/>
+                <w:b w:val="false"/>
+                <w:bCs w:val="false"/>
+                <w:i w:val="false"/>
+                <w:iCs w:val="false"/>
+                <w:color w:val="000000"/>
+                <w:sz w:val="20"/>
+                <w:szCs w:val="20"/>
+              </w:rPr>
+              <w:t xml:space="preserve">    • Test after each fix to ensure you didn't break something else</w:t>
+            </w:r>
+            <w:r>
+              <w:rPr>
+                <w:rFonts w:ascii="Arial" w:cs="Arial" w:eastAsia="Arial" w:hAnsi="Arial"/>
+                <w:sz w:val="20"/>
+                <w:szCs w:val="20"/>
+              </w:rPr>
+              <w:br/>
+              <w:t xml:space="preserve"/>
+            </w:r>
+            <w:r>
+              <w:rPr>
+                <w:rFonts w:ascii="Arial" w:cs="Arial" w:eastAsia="Arial" w:hAnsi="Arial"/>
+                <w:sz w:val="20"/>
+                <w:szCs w:val="20"/>
+              </w:rPr>
+              <w:br/>
+              <w:t xml:space="preserve"/>
+            </w:r>
+            <w:r>
+              <w:rPr>
+                <w:rFonts w:ascii="Arial" w:cs="Arial" w:eastAsia="Arial" w:hAnsi="Arial"/>
+                <w:b/>
+                <w:bCs/>
+                <w:i w:val="false"/>
+                <w:iCs w:val="false"/>
+                <w:color w:val="000000"/>
+                <w:sz w:val="20"/>
+                <w:szCs w:val="20"/>
+              </w:rPr>
+              <w:t xml:space="preserve">Vocabulary: </w:t>
+            </w:r>
+            <w:r>
+              <w:rPr>
+                <w:rFonts w:ascii="Arial" w:cs="Arial" w:eastAsia="Arial" w:hAnsi="Arial"/>
+                <w:b w:val="false"/>
+                <w:bCs w:val="false"/>
+                <w:i w:val="false"/>
+                <w:iCs w:val="false"/>
+                <w:color w:val="000000"/>
+                <w:sz w:val="20"/>
+                <w:szCs w:val="20"/>
+              </w:rPr>
+              <w:t xml:space="preserve">Session Goal, Minutes 0-5, Testing Strategy, Minutes 5-50, Systematic Testing &amp; Bug Fixing, Test Plan</w:t>
+            </w:r>
+            <w:r>
+              <w:rPr>
+                <w:rFonts w:ascii="Arial" w:cs="Arial" w:eastAsia="Arial" w:hAnsi="Arial"/>
+                <w:sz w:val="20"/>
+                <w:szCs w:val="20"/>
+              </w:rPr>
+              <w:br/>
+              <w:t xml:space="preserve"/>
+            </w:r>
+            <w:r>
+              <w:rPr>
+                <w:rFonts w:ascii="Arial" w:cs="Arial" w:eastAsia="Arial" w:hAnsi="Arial"/>
+                <w:sz w:val="20"/>
+                <w:szCs w:val="20"/>
+              </w:rPr>
+              <w:br/>
+              <w:t xml:space="preserve"/>
+            </w:r>
+            <w:r>
+              <w:rPr>
+                <w:rFonts w:ascii="Arial" w:cs="Arial" w:eastAsia="Arial" w:hAnsi="Arial"/>
                 <w:b/>
                 <w:bCs/>
                 <w:i/>
@@ -561,7 +931,7 @@
                 <w:sz w:val="20"/>
                 <w:szCs w:val="20"/>
               </w:rPr>
-              <w:t xml:space="preserve">15–20 min</w:t>
+              <w:t xml:space="preserve">15 min</w:t>
             </w:r>
           </w:p>
         </w:tc>
@@ -596,7 +966,16 @@
                 <w:sz w:val="22"/>
                 <w:szCs w:val="22"/>
               </w:rPr>
-              <w:t xml:space="preserve">Independent Practice / Code Along</w:t>
+              <w:t xml:space="preserve">Guided Practice</w:t>
+            </w:r>
+            <w:r>
+              <w:rPr>
+                <w:rFonts w:ascii="Arial" w:cs="Arial" w:eastAsia="Arial" w:hAnsi="Arial"/>
+                <w:sz w:val="20"/>
+                <w:szCs w:val="20"/>
+              </w:rPr>
+              <w:br/>
+              <w:t xml:space="preserve"/>
             </w:r>
             <w:r>
               <w:rPr>
@@ -618,7 +997,13 @@
                 <w:sz w:val="20"/>
                 <w:szCs w:val="20"/>
               </w:rPr>
-              <w:t xml:space="preserve">    Work through problems from the day's exercise set.</w:t>
+              <w:t xml:space="preserve">- [ ] Test plan created and reviewed
+- [ ] All features tested systematically
+- [ ] Critical bugs found and fixed
+- [ ] Medium-priority bugs found and fixed
+- [ ] App tested end-to-end multiple times
+- [ ] No crashes on normal usage
+- [ ] Code committed/saved</w:t>
             </w:r>
             <w:r>
               <w:rPr>
@@ -649,7 +1034,7 @@
                 <w:sz w:val="20"/>
                 <w:szCs w:val="20"/>
               </w:rPr>
-              <w:t xml:space="preserve">→ Teacher circulates — offer hints, check for understanding.</w:t>
+              <w:t xml:space="preserve">→ Teacher models — students try alongside, then compare results.</w:t>
             </w:r>
           </w:p>
         </w:tc>
@@ -680,7 +1065,7 @@
                 <w:sz w:val="20"/>
                 <w:szCs w:val="20"/>
               </w:rPr>
-              <w:t xml:space="preserve">5 min</w:t>
+              <w:t xml:space="preserve">15–20 min</w:t>
             </w:r>
           </w:p>
         </w:tc>
@@ -715,16 +1100,7 @@
                 <w:sz w:val="22"/>
                 <w:szCs w:val="22"/>
               </w:rPr>
-              <w:t xml:space="preserve">Exit Ticket / Wrap-Up</w:t>
-            </w:r>
-            <w:r>
-              <w:rPr>
-                <w:rFonts w:ascii="Arial" w:cs="Arial" w:eastAsia="Arial" w:hAnsi="Arial"/>
-                <w:sz w:val="20"/>
-                <w:szCs w:val="20"/>
-              </w:rPr>
-              <w:br/>
-              <w:t xml:space="preserve"/>
+              <w:t xml:space="preserve">Independent Practice / Code Along</w:t>
             </w:r>
             <w:r>
               <w:rPr>
@@ -746,7 +1122,29 @@
                 <w:sz w:val="20"/>
                 <w:szCs w:val="20"/>
               </w:rPr>
-              <w:t xml:space="preserve">Name one new thing you learned about Sprint 3 – Comprehensive Testing today and one question you still have.</w:t>
+              <w:t xml:space="preserve">    Students complete the assessment independently.</w:t>
+            </w:r>
+            <w:r>
+              <w:rPr>
+                <w:rFonts w:ascii="Arial" w:cs="Arial" w:eastAsia="Arial" w:hAnsi="Arial"/>
+                <w:sz w:val="20"/>
+                <w:szCs w:val="20"/>
+              </w:rPr>
+              <w:br/>
+              <w:t xml:space="preserve"/>
+            </w:r>
+            <w:r>
+              <w:rPr>
+                <w:rFonts w:ascii="Arial" w:cs="Arial" w:eastAsia="Arial" w:hAnsi="Arial"/>
+                <w:b w:val="false"/>
+                <w:bCs w:val="false"/>
+                <w:i w:val="false"/>
+                <w:iCs w:val="false"/>
+                <w:color w:val="000000"/>
+                <w:sz w:val="20"/>
+                <w:szCs w:val="20"/>
+              </w:rPr>
+              <w:t xml:space="preserve">    Remind students to check their work before submitting.</w:t>
             </w:r>
             <w:r>
               <w:rPr>
@@ -777,6 +1175,134 @@
                 <w:sz w:val="20"/>
                 <w:szCs w:val="20"/>
               </w:rPr>
+              <w:t xml:space="preserve">→ Teacher circulates — offer hints, check for understanding.</w:t>
+            </w:r>
+          </w:p>
+        </w:tc>
+      </w:tr>
+      <w:tr>
+        <w:tc>
+          <w:tcPr>
+            <w:tcW w:type="dxa" w:w="1800"/>
+            <w:tcBorders>
+              <w:top w:val="single" w:color="CCCCCC" w:sz="1"/>
+              <w:left w:val="single" w:color="CCCCCC" w:sz="1"/>
+              <w:bottom w:val="single" w:color="CCCCCC" w:sz="1"/>
+              <w:right w:val="single" w:color="CCCCCC" w:sz="1"/>
+            </w:tcBorders>
+            <w:tcMar>
+              <w:top w:type="dxa" w:w="80"/>
+              <w:left w:type="dxa" w:w="120"/>
+              <w:bottom w:type="dxa" w:w="80"/>
+              <w:right w:type="dxa" w:w="120"/>
+            </w:tcMar>
+          </w:tcPr>
+          <w:p>
+            <w:r>
+              <w:rPr>
+                <w:rFonts w:ascii="Arial" w:cs="Arial" w:eastAsia="Arial" w:hAnsi="Arial"/>
+                <w:b/>
+                <w:bCs/>
+                <w:sz w:val="20"/>
+                <w:szCs w:val="20"/>
+              </w:rPr>
+              <w:t xml:space="preserve">5 min</w:t>
+            </w:r>
+          </w:p>
+        </w:tc>
+        <w:tc>
+          <w:tcPr>
+            <w:tcW w:type="dxa" w:w="7560"/>
+            <w:tcBorders>
+              <w:top w:val="single" w:color="CCCCCC" w:sz="1"/>
+              <w:left w:val="single" w:color="CCCCCC" w:sz="1"/>
+              <w:bottom w:val="single" w:color="CCCCCC" w:sz="1"/>
+              <w:right w:val="single" w:color="CCCCCC" w:sz="1"/>
+            </w:tcBorders>
+            <w:tcMar>
+              <w:top w:type="dxa" w:w="80"/>
+              <w:left w:type="dxa" w:w="120"/>
+              <w:bottom w:type="dxa" w:w="80"/>
+              <w:right w:type="dxa" w:w="120"/>
+            </w:tcMar>
+          </w:tcPr>
+          <w:p>
+            <w:pPr>
+              <w:spacing w:after="80" w:before="80"/>
+            </w:pPr>
+            <w:r>
+              <w:rPr>
+                <w:rFonts w:ascii="Arial" w:cs="Arial" w:eastAsia="Arial" w:hAnsi="Arial"/>
+                <w:b/>
+                <w:bCs/>
+                <w:i w:val="false"/>
+                <w:iCs w:val="false"/>
+                <w:color w:val="000000"/>
+                <w:sz w:val="22"/>
+                <w:szCs w:val="22"/>
+              </w:rPr>
+              <w:t xml:space="preserve">Exit Ticket / Wrap-Up</w:t>
+            </w:r>
+            <w:r>
+              <w:rPr>
+                <w:rFonts w:ascii="Arial" w:cs="Arial" w:eastAsia="Arial" w:hAnsi="Arial"/>
+                <w:sz w:val="20"/>
+                <w:szCs w:val="20"/>
+              </w:rPr>
+              <w:br/>
+              <w:t xml:space="preserve"/>
+            </w:r>
+            <w:r>
+              <w:rPr>
+                <w:rFonts w:ascii="Arial" w:cs="Arial" w:eastAsia="Arial" w:hAnsi="Arial"/>
+                <w:sz w:val="20"/>
+                <w:szCs w:val="20"/>
+              </w:rPr>
+              <w:br/>
+              <w:t xml:space="preserve"/>
+            </w:r>
+            <w:r>
+              <w:rPr>
+                <w:rFonts w:ascii="Arial" w:cs="Arial" w:eastAsia="Arial" w:hAnsi="Arial"/>
+                <w:b w:val="false"/>
+                <w:bCs w:val="false"/>
+                <w:i w:val="false"/>
+                <w:iCs w:val="false"/>
+                <w:color w:val="000000"/>
+                <w:sz w:val="20"/>
+                <w:szCs w:val="20"/>
+              </w:rPr>
+              <w:t xml:space="preserve">Name one new thing you learned about Sprint 3 – Comprehensive Testing today and one question you still have.</w:t>
+            </w:r>
+            <w:r>
+              <w:rPr>
+                <w:rFonts w:ascii="Arial" w:cs="Arial" w:eastAsia="Arial" w:hAnsi="Arial"/>
+                <w:sz w:val="20"/>
+                <w:szCs w:val="20"/>
+              </w:rPr>
+              <w:br/>
+              <w:t xml:space="preserve"/>
+            </w:r>
+            <w:r>
+              <w:rPr>
+                <w:rFonts w:ascii="Arial" w:cs="Arial" w:eastAsia="Arial" w:hAnsi="Arial"/>
+                <w:sz w:val="20"/>
+                <w:szCs w:val="20"/>
+              </w:rPr>
+              <w:br/>
+              <w:t xml:space="preserve"/>
+            </w:r>
+            <w:r>
+              <w:rPr>
+                <w:rFonts w:ascii="Arial" w:cs="Arial" w:eastAsia="Arial" w:hAnsi="Arial"/>
+                <w:b w:val="false"/>
+                <w:bCs w:val="false"/>
+                <w:i/>
+                <w:iCs/>
+                <w:color w:val="555555"/>
+                <w:sz w:val="20"/>
+                <w:szCs w:val="20"/>
+              </w:rPr>
               <w:t xml:space="preserve">→ 3–2–1: Name 3 things learned, 2 new vocab words, 1 question you still have.</w:t>
             </w:r>
           </w:p>
@@ -786,6 +1312,1232 @@
     <w:p>
       <w:pPr>
         <w:spacing w:after="200"/>
+      </w:pPr>
+    </w:p>
+    <w:p>
+      <w:pPr>
+        <w:pBdr>
+          <w:bottom w:val="single" w:color="1B7A4A" w:sz="4" w:space="4"/>
+        </w:pBdr>
+        <w:spacing w:after="100" w:before="120"/>
+      </w:pPr>
+      <w:r>
+        <w:rPr>
+          <w:rFonts w:ascii="Arial" w:cs="Arial" w:eastAsia="Arial" w:hAnsi="Arial"/>
+          <w:b/>
+          <w:bCs/>
+          <w:color w:val="1B7A4A"/>
+          <w:sz w:val="24"/>
+          <w:szCs w:val="24"/>
+        </w:rPr>
+        <w:t xml:space="preserve">Key Concepts</w:t>
+      </w:r>
+    </w:p>
+    <w:p>
+      <w:pPr>
+        <w:spacing w:after="60"/>
+      </w:pPr>
+      <w:r>
+        <w:rPr>
+          <w:rFonts w:ascii="Arial" w:cs="Arial" w:eastAsia="Arial" w:hAnsi="Arial"/>
+          <w:sz w:val="20"/>
+          <w:szCs w:val="20"/>
+        </w:rPr>
+        <w:t xml:space="preserve">Session Goal: Test your entire application systematically. Find and fix remaining bugs.</w:t>
+      </w:r>
+    </w:p>
+    <w:p>
+      <w:pPr>
+        <w:spacing w:after="60"/>
+      </w:pPr>
+      <w:r>
+        <w:rPr>
+          <w:rFonts w:ascii="Arial" w:cs="Arial" w:eastAsia="Arial" w:hAnsi="Arial"/>
+          <w:sz w:val="20"/>
+          <w:szCs w:val="20"/>
+        </w:rPr>
+        <w:t xml:space="preserve">Today is bug-hunting day. You'll run through your app with fresh eyes, document what you find, and fix it. The goal: a stable, reliable application ready for presentation.</w:t>
+      </w:r>
+    </w:p>
+    <w:p>
+      <w:pPr>
+        <w:spacing w:after="60"/>
+      </w:pPr>
+      <w:r>
+        <w:rPr>
+          <w:rFonts w:ascii="Arial" w:cs="Arial" w:eastAsia="Arial" w:hAnsi="Arial"/>
+          <w:sz w:val="20"/>
+          <w:szCs w:val="20"/>
+        </w:rPr>
+        <w:t xml:space="preserve">Minutes 0-5: Testing Strategy</w:t>
+      </w:r>
+    </w:p>
+    <w:p>
+      <w:pPr>
+        <w:spacing w:after="60"/>
+        <w:ind w:left="360"/>
+      </w:pPr>
+      <w:r>
+        <w:rPr>
+          <w:rFonts w:ascii="Arial" w:cs="Arial" w:eastAsia="Arial" w:hAnsi="Arial"/>
+          <w:sz w:val="20"/>
+          <w:szCs w:val="20"/>
+        </w:rPr>
+        <w:t xml:space="preserve">• </w:t>
+      </w:r>
+      <w:r>
+        <w:rPr>
+          <w:rFonts w:ascii="Arial" w:cs="Arial" w:eastAsia="Arial" w:hAnsi="Arial"/>
+          <w:sz w:val="20"/>
+          <w:szCs w:val="20"/>
+        </w:rPr>
+        <w:t xml:space="preserve">Teacher: what is comprehensive testing? (every feature, every scenario, every path)</w:t>
+      </w:r>
+    </w:p>
+    <w:p>
+      <w:pPr>
+        <w:spacing w:after="60"/>
+        <w:ind w:left="360"/>
+      </w:pPr>
+      <w:r>
+        <w:rPr>
+          <w:rFonts w:ascii="Arial" w:cs="Arial" w:eastAsia="Arial" w:hAnsi="Arial"/>
+          <w:sz w:val="20"/>
+          <w:szCs w:val="20"/>
+        </w:rPr>
+        <w:t xml:space="preserve">• </w:t>
+      </w:r>
+      <w:r>
+        <w:rPr>
+          <w:rFonts w:ascii="Arial" w:cs="Arial" w:eastAsia="Arial" w:hAnsi="Arial"/>
+          <w:sz w:val="20"/>
+          <w:szCs w:val="20"/>
+        </w:rPr>
+        <w:t xml:space="preserve">Remind: test-driven fixes (find bug, write minimal fix, verify, move on)</w:t>
+      </w:r>
+    </w:p>
+    <w:p>
+      <w:pPr>
+        <w:spacing w:after="60"/>
+        <w:ind w:left="360"/>
+      </w:pPr>
+      <w:r>
+        <w:rPr>
+          <w:rFonts w:ascii="Arial" w:cs="Arial" w:eastAsia="Arial" w:hAnsi="Arial"/>
+          <w:sz w:val="20"/>
+          <w:szCs w:val="20"/>
+        </w:rPr>
+        <w:t xml:space="preserve">• </w:t>
+      </w:r>
+      <w:r>
+        <w:rPr>
+          <w:rFonts w:ascii="Arial" w:cs="Arial" w:eastAsia="Arial" w:hAnsi="Arial"/>
+          <w:sz w:val="20"/>
+          <w:szCs w:val="20"/>
+        </w:rPr>
+        <w:t xml:space="preserve">Time management: prioritize critical bugs over nice-to-haves</w:t>
+      </w:r>
+    </w:p>
+    <w:p>
+      <w:pPr>
+        <w:spacing w:after="60"/>
+      </w:pPr>
+      <w:r>
+        <w:rPr>
+          <w:rFonts w:ascii="Arial" w:cs="Arial" w:eastAsia="Arial" w:hAnsi="Arial"/>
+          <w:sz w:val="20"/>
+          <w:szCs w:val="20"/>
+        </w:rPr>
+        <w:t xml:space="preserve">Minutes 5-50: Systematic Testing &amp; Bug Fixing</w:t>
+      </w:r>
+    </w:p>
+    <w:p>
+      <w:pPr>
+        <w:spacing w:after="60"/>
+        <w:ind w:left="360"/>
+      </w:pPr>
+      <w:r>
+        <w:rPr>
+          <w:rFonts w:ascii="Arial" w:cs="Arial" w:eastAsia="Arial" w:hAnsi="Arial"/>
+          <w:sz w:val="20"/>
+          <w:szCs w:val="20"/>
+        </w:rPr>
+        <w:t xml:space="preserve">• </w:t>
+      </w:r>
+      <w:r>
+        <w:rPr>
+          <w:rFonts w:ascii="Arial" w:cs="Arial" w:eastAsia="Arial" w:hAnsi="Arial"/>
+          <w:sz w:val="20"/>
+          <w:szCs w:val="20"/>
+        </w:rPr>
+        <w:t xml:space="preserve">Follow your Test Plan (see below)</w:t>
+      </w:r>
+    </w:p>
+    <w:p>
+      <w:pPr>
+        <w:spacing w:after="60"/>
+        <w:ind w:left="360"/>
+      </w:pPr>
+      <w:r>
+        <w:rPr>
+          <w:rFonts w:ascii="Arial" w:cs="Arial" w:eastAsia="Arial" w:hAnsi="Arial"/>
+          <w:sz w:val="20"/>
+          <w:szCs w:val="20"/>
+        </w:rPr>
+        <w:t xml:space="preserve">• </w:t>
+      </w:r>
+      <w:r>
+        <w:rPr>
+          <w:rFonts w:ascii="Arial" w:cs="Arial" w:eastAsia="Arial" w:hAnsi="Arial"/>
+          <w:sz w:val="20"/>
+          <w:szCs w:val="20"/>
+        </w:rPr>
+        <w:t xml:space="preserve">Document bugs on a Bug Tracker (see below)</w:t>
+      </w:r>
+    </w:p>
+    <w:p>
+      <w:pPr>
+        <w:spacing w:after="60"/>
+        <w:ind w:left="360"/>
+      </w:pPr>
+      <w:r>
+        <w:rPr>
+          <w:rFonts w:ascii="Arial" w:cs="Arial" w:eastAsia="Arial" w:hAnsi="Arial"/>
+          <w:sz w:val="20"/>
+          <w:szCs w:val="20"/>
+        </w:rPr>
+        <w:t xml:space="preserve">• </w:t>
+      </w:r>
+      <w:r>
+        <w:rPr>
+          <w:rFonts w:ascii="Arial" w:cs="Arial" w:eastAsia="Arial" w:hAnsi="Arial"/>
+          <w:sz w:val="20"/>
+          <w:szCs w:val="20"/>
+        </w:rPr>
+        <w:t xml:space="preserve">For each bug: reproduce it, understand it, fix it, verify it's fixed</w:t>
+      </w:r>
+    </w:p>
+    <w:p>
+      <w:pPr>
+        <w:spacing w:after="60"/>
+        <w:ind w:left="360"/>
+      </w:pPr>
+      <w:r>
+        <w:rPr>
+          <w:rFonts w:ascii="Arial" w:cs="Arial" w:eastAsia="Arial" w:hAnsi="Arial"/>
+          <w:sz w:val="20"/>
+          <w:szCs w:val="20"/>
+        </w:rPr>
+        <w:t xml:space="preserve">• </w:t>
+      </w:r>
+      <w:r>
+        <w:rPr>
+          <w:rFonts w:ascii="Arial" w:cs="Arial" w:eastAsia="Arial" w:hAnsi="Arial"/>
+          <w:sz w:val="20"/>
+          <w:szCs w:val="20"/>
+        </w:rPr>
+        <w:t xml:space="preserve">Don't get stuck: if a bug takes &gt;20 min, note it and ask teacher</w:t>
+      </w:r>
+    </w:p>
+    <w:p>
+      <w:pPr>
+        <w:spacing w:after="60"/>
+        <w:ind w:left="360"/>
+      </w:pPr>
+      <w:r>
+        <w:rPr>
+          <w:rFonts w:ascii="Arial" w:cs="Arial" w:eastAsia="Arial" w:hAnsi="Arial"/>
+          <w:sz w:val="20"/>
+          <w:szCs w:val="20"/>
+        </w:rPr>
+        <w:t xml:space="preserve">• </w:t>
+      </w:r>
+      <w:r>
+        <w:rPr>
+          <w:rFonts w:ascii="Arial" w:cs="Arial" w:eastAsia="Arial" w:hAnsi="Arial"/>
+          <w:sz w:val="20"/>
+          <w:szCs w:val="20"/>
+        </w:rPr>
+        <w:t xml:space="preserve">Test after each fix to ensure you didn't break something else</w:t>
+      </w:r>
+    </w:p>
+    <w:p>
+      <w:pPr>
+        <w:spacing w:after="60"/>
+      </w:pPr>
+      <w:r>
+        <w:rPr>
+          <w:rFonts w:ascii="Arial" w:cs="Arial" w:eastAsia="Arial" w:hAnsi="Arial"/>
+          <w:sz w:val="20"/>
+          <w:szCs w:val="20"/>
+        </w:rPr>
+        <w:t xml:space="preserve">Minutes 50-55: Wrap-up</w:t>
+      </w:r>
+    </w:p>
+    <w:p>
+      <w:pPr>
+        <w:spacing w:after="60"/>
+        <w:ind w:left="360"/>
+      </w:pPr>
+      <w:r>
+        <w:rPr>
+          <w:rFonts w:ascii="Arial" w:cs="Arial" w:eastAsia="Arial" w:hAnsi="Arial"/>
+          <w:sz w:val="20"/>
+          <w:szCs w:val="20"/>
+        </w:rPr>
+        <w:t xml:space="preserve">• </w:t>
+      </w:r>
+      <w:r>
+        <w:rPr>
+          <w:rFonts w:ascii="Arial" w:cs="Arial" w:eastAsia="Arial" w:hAnsi="Arial"/>
+          <w:sz w:val="20"/>
+          <w:szCs w:val="20"/>
+        </w:rPr>
+        <w:t xml:space="preserve">Prioritize remaining bugs (critical vs. minor)</w:t>
+      </w:r>
+    </w:p>
+    <w:p>
+      <w:pPr>
+        <w:spacing w:after="60"/>
+        <w:ind w:left="360"/>
+      </w:pPr>
+      <w:r>
+        <w:rPr>
+          <w:rFonts w:ascii="Arial" w:cs="Arial" w:eastAsia="Arial" w:hAnsi="Arial"/>
+          <w:sz w:val="20"/>
+          <w:szCs w:val="20"/>
+        </w:rPr>
+        <w:t xml:space="preserve">• </w:t>
+      </w:r>
+      <w:r>
+        <w:rPr>
+          <w:rFonts w:ascii="Arial" w:cs="Arial" w:eastAsia="Arial" w:hAnsi="Arial"/>
+          <w:sz w:val="20"/>
+          <w:szCs w:val="20"/>
+        </w:rPr>
+        <w:t xml:space="preserve">Commit fixes with clear messages: "Fix: handle missing file gracefully"</w:t>
+      </w:r>
+    </w:p>
+    <w:p>
+      <w:pPr>
+        <w:spacing w:after="60"/>
+        <w:ind w:left="360"/>
+      </w:pPr>
+      <w:r>
+        <w:rPr>
+          <w:rFonts w:ascii="Arial" w:cs="Arial" w:eastAsia="Arial" w:hAnsi="Arial"/>
+          <w:sz w:val="20"/>
+          <w:szCs w:val="20"/>
+        </w:rPr>
+        <w:t xml:space="preserve">• </w:t>
+      </w:r>
+      <w:r>
+        <w:rPr>
+          <w:rFonts w:ascii="Arial" w:cs="Arial" w:eastAsia="Arial" w:hAnsi="Arial"/>
+          <w:sz w:val="20"/>
+          <w:szCs w:val="20"/>
+        </w:rPr>
+        <w:t xml:space="preserve">Plan Day 19 focus</w:t>
+      </w:r>
+    </w:p>
+    <w:p>
+      <w:pPr>
+        <w:spacing w:after="60"/>
+      </w:pPr>
+      <w:r>
+        <w:rPr>
+          <w:rFonts w:ascii="Arial" w:cs="Arial" w:eastAsia="Arial" w:hAnsi="Arial"/>
+          <w:sz w:val="20"/>
+          <w:szCs w:val="20"/>
+        </w:rPr>
+        <w:t xml:space="preserve">Create a test plan for your app:</w:t>
+      </w:r>
+    </w:p>
+    <w:p>
+      <w:pPr>
+        <w:spacing w:after="60"/>
+      </w:pPr>
+      <w:r>
+        <w:rPr>
+          <w:rFonts w:ascii="Arial" w:cs="Arial" w:eastAsia="Arial" w:hAnsi="Arial"/>
+          <w:sz w:val="20"/>
+          <w:szCs w:val="20"/>
+        </w:rPr>
+        <w:t xml:space="preserve">Create a simple file to track bugs:</w:t>
+      </w:r>
+    </w:p>
+    <w:p>
+      <w:pPr>
+        <w:spacing w:after="60"/>
+      </w:pPr>
+      <w:r>
+        <w:rPr>
+          <w:rFonts w:ascii="Arial" w:cs="Arial" w:eastAsia="Arial" w:hAnsi="Arial"/>
+          <w:sz w:val="20"/>
+          <w:szCs w:val="20"/>
+        </w:rPr>
+        <w:t xml:space="preserve">Data Analyzer:</w:t>
+      </w:r>
+    </w:p>
+    <w:p>
+      <w:pPr>
+        <w:spacing w:after="60"/>
+        <w:ind w:left="360"/>
+      </w:pPr>
+      <w:r>
+        <w:rPr>
+          <w:rFonts w:ascii="Arial" w:cs="Arial" w:eastAsia="Arial" w:hAnsi="Arial"/>
+          <w:sz w:val="20"/>
+          <w:szCs w:val="20"/>
+        </w:rPr>
+        <w:t xml:space="preserve">• </w:t>
+      </w:r>
+      <w:r>
+        <w:rPr>
+          <w:rFonts w:ascii="Arial" w:cs="Arial" w:eastAsia="Arial" w:hAnsi="Arial"/>
+          <w:sz w:val="20"/>
+          <w:szCs w:val="20"/>
+        </w:rPr>
+        <w:t xml:space="preserve">[ ] Load CSV file successfully</w:t>
+      </w:r>
+    </w:p>
+    <w:p>
+      <w:pPr>
+        <w:spacing w:after="60"/>
+        <w:ind w:left="360"/>
+      </w:pPr>
+      <w:r>
+        <w:rPr>
+          <w:rFonts w:ascii="Arial" w:cs="Arial" w:eastAsia="Arial" w:hAnsi="Arial"/>
+          <w:sz w:val="20"/>
+          <w:szCs w:val="20"/>
+        </w:rPr>
+        <w:t xml:space="preserve">• </w:t>
+      </w:r>
+      <w:r>
+        <w:rPr>
+          <w:rFonts w:ascii="Arial" w:cs="Arial" w:eastAsia="Arial" w:hAnsi="Arial"/>
+          <w:sz w:val="20"/>
+          <w:szCs w:val="20"/>
+        </w:rPr>
+        <w:t xml:space="preserve">[ ] Handle missing/corrupted CSV files</w:t>
+      </w:r>
+    </w:p>
+    <w:p>
+      <w:pPr>
+        <w:spacing w:after="60"/>
+        <w:ind w:left="360"/>
+      </w:pPr>
+      <w:r>
+        <w:rPr>
+          <w:rFonts w:ascii="Arial" w:cs="Arial" w:eastAsia="Arial" w:hAnsi="Arial"/>
+          <w:sz w:val="20"/>
+          <w:szCs w:val="20"/>
+        </w:rPr>
+        <w:t xml:space="preserve">• </w:t>
+      </w:r>
+      <w:r>
+        <w:rPr>
+          <w:rFonts w:ascii="Arial" w:cs="Arial" w:eastAsia="Arial" w:hAnsi="Arial"/>
+          <w:sz w:val="20"/>
+          <w:szCs w:val="20"/>
+        </w:rPr>
+        <w:t xml:space="preserve">[ ] Compute all statistics correctly</w:t>
+      </w:r>
+    </w:p>
+    <w:p>
+      <w:pPr>
+        <w:spacing w:after="60"/>
+        <w:ind w:left="360"/>
+      </w:pPr>
+      <w:r>
+        <w:rPr>
+          <w:rFonts w:ascii="Arial" w:cs="Arial" w:eastAsia="Arial" w:hAnsi="Arial"/>
+          <w:sz w:val="20"/>
+          <w:szCs w:val="20"/>
+        </w:rPr>
+        <w:t xml:space="preserve">• </w:t>
+      </w:r>
+      <w:r>
+        <w:rPr>
+          <w:rFonts w:ascii="Arial" w:cs="Arial" w:eastAsia="Arial" w:hAnsi="Arial"/>
+          <w:sz w:val="20"/>
+          <w:szCs w:val="20"/>
+        </w:rPr>
+        <w:t xml:space="preserve">[ ] Generate all chart types</w:t>
+      </w:r>
+    </w:p>
+    <w:p>
+      <w:pPr>
+        <w:spacing w:after="60"/>
+        <w:ind w:left="360"/>
+      </w:pPr>
+      <w:r>
+        <w:rPr>
+          <w:rFonts w:ascii="Arial" w:cs="Arial" w:eastAsia="Arial" w:hAnsi="Arial"/>
+          <w:sz w:val="20"/>
+          <w:szCs w:val="20"/>
+        </w:rPr>
+        <w:t xml:space="preserve">• </w:t>
+      </w:r>
+      <w:r>
+        <w:rPr>
+          <w:rFonts w:ascii="Arial" w:cs="Arial" w:eastAsia="Arial" w:hAnsi="Arial"/>
+          <w:sz w:val="20"/>
+          <w:szCs w:val="20"/>
+        </w:rPr>
+        <w:t xml:space="preserve">[ ] Export results successfully</w:t>
+      </w:r>
+    </w:p>
+    <w:p>
+      <w:pPr>
+        <w:spacing w:after="60"/>
+        <w:ind w:left="360"/>
+      </w:pPr>
+      <w:r>
+        <w:rPr>
+          <w:rFonts w:ascii="Arial" w:cs="Arial" w:eastAsia="Arial" w:hAnsi="Arial"/>
+          <w:sz w:val="20"/>
+          <w:szCs w:val="20"/>
+        </w:rPr>
+        <w:t xml:space="preserve">• </w:t>
+      </w:r>
+      <w:r>
+        <w:rPr>
+          <w:rFonts w:ascii="Arial" w:cs="Arial" w:eastAsia="Arial" w:hAnsi="Arial"/>
+          <w:sz w:val="20"/>
+          <w:szCs w:val="20"/>
+        </w:rPr>
+        <w:t xml:space="preserve">[ ] Search/filter works on all fields</w:t>
+      </w:r>
+    </w:p>
+    <w:p>
+      <w:pPr>
+        <w:spacing w:after="60"/>
+        <w:ind w:left="360"/>
+      </w:pPr>
+      <w:r>
+        <w:rPr>
+          <w:rFonts w:ascii="Arial" w:cs="Arial" w:eastAsia="Arial" w:hAnsi="Arial"/>
+          <w:sz w:val="20"/>
+          <w:szCs w:val="20"/>
+        </w:rPr>
+        <w:t xml:space="preserve">• </w:t>
+      </w:r>
+      <w:r>
+        <w:rPr>
+          <w:rFonts w:ascii="Arial" w:cs="Arial" w:eastAsia="Arial" w:hAnsi="Arial"/>
+          <w:sz w:val="20"/>
+          <w:szCs w:val="20"/>
+        </w:rPr>
+        <w:t xml:space="preserve">[ ] App doesn't crash on empty dataset</w:t>
+      </w:r>
+    </w:p>
+    <w:p>
+      <w:pPr>
+        <w:spacing w:after="60"/>
+        <w:ind w:left="360"/>
+      </w:pPr>
+      <w:r>
+        <w:rPr>
+          <w:rFonts w:ascii="Arial" w:cs="Arial" w:eastAsia="Arial" w:hAnsi="Arial"/>
+          <w:sz w:val="20"/>
+          <w:szCs w:val="20"/>
+        </w:rPr>
+        <w:t xml:space="preserve">• </w:t>
+      </w:r>
+      <w:r>
+        <w:rPr>
+          <w:rFonts w:ascii="Arial" w:cs="Arial" w:eastAsia="Arial" w:hAnsi="Arial"/>
+          <w:sz w:val="20"/>
+          <w:szCs w:val="20"/>
+        </w:rPr>
+        <w:t xml:space="preserve">[ ] Performance acceptable for large files</w:t>
+      </w:r>
+    </w:p>
+    <w:p>
+      <w:pPr>
+        <w:spacing w:after="60"/>
+      </w:pPr>
+      <w:r>
+        <w:rPr>
+          <w:rFonts w:ascii="Arial" w:cs="Arial" w:eastAsia="Arial" w:hAnsi="Arial"/>
+          <w:sz w:val="20"/>
+          <w:szCs w:val="20"/>
+        </w:rPr>
+        <w:t xml:space="preserve">API App:</w:t>
+      </w:r>
+    </w:p>
+    <w:p>
+      <w:pPr>
+        <w:spacing w:after="60"/>
+        <w:ind w:left="360"/>
+      </w:pPr>
+      <w:r>
+        <w:rPr>
+          <w:rFonts w:ascii="Arial" w:cs="Arial" w:eastAsia="Arial" w:hAnsi="Arial"/>
+          <w:sz w:val="20"/>
+          <w:szCs w:val="20"/>
+        </w:rPr>
+        <w:t xml:space="preserve">• </w:t>
+      </w:r>
+      <w:r>
+        <w:rPr>
+          <w:rFonts w:ascii="Arial" w:cs="Arial" w:eastAsia="Arial" w:hAnsi="Arial"/>
+          <w:sz w:val="20"/>
+          <w:szCs w:val="20"/>
+        </w:rPr>
+        <w:t xml:space="preserve">[ ] Fetch data from API successfully</w:t>
+      </w:r>
+    </w:p>
+    <w:p>
+      <w:pPr>
+        <w:spacing w:after="60"/>
+        <w:ind w:left="360"/>
+      </w:pPr>
+      <w:r>
+        <w:rPr>
+          <w:rFonts w:ascii="Arial" w:cs="Arial" w:eastAsia="Arial" w:hAnsi="Arial"/>
+          <w:sz w:val="20"/>
+          <w:szCs w:val="20"/>
+        </w:rPr>
+        <w:t xml:space="preserve">• </w:t>
+      </w:r>
+      <w:r>
+        <w:rPr>
+          <w:rFonts w:ascii="Arial" w:cs="Arial" w:eastAsia="Arial" w:hAnsi="Arial"/>
+          <w:sz w:val="20"/>
+          <w:szCs w:val="20"/>
+        </w:rPr>
+        <w:t xml:space="preserve">[ ] Parse JSON correctly</w:t>
+      </w:r>
+    </w:p>
+    <w:p>
+      <w:pPr>
+        <w:spacing w:after="60"/>
+        <w:ind w:left="360"/>
+      </w:pPr>
+      <w:r>
+        <w:rPr>
+          <w:rFonts w:ascii="Arial" w:cs="Arial" w:eastAsia="Arial" w:hAnsi="Arial"/>
+          <w:sz w:val="20"/>
+          <w:szCs w:val="20"/>
+        </w:rPr>
+        <w:t xml:space="preserve">• </w:t>
+      </w:r>
+      <w:r>
+        <w:rPr>
+          <w:rFonts w:ascii="Arial" w:cs="Arial" w:eastAsia="Arial" w:hAnsi="Arial"/>
+          <w:sz w:val="20"/>
+          <w:szCs w:val="20"/>
+        </w:rPr>
+        <w:t xml:space="preserve">[ ] Handle API errors (down, rate limit, auth)</w:t>
+      </w:r>
+    </w:p>
+    <w:p>
+      <w:pPr>
+        <w:spacing w:after="60"/>
+        <w:ind w:left="360"/>
+      </w:pPr>
+      <w:r>
+        <w:rPr>
+          <w:rFonts w:ascii="Arial" w:cs="Arial" w:eastAsia="Arial" w:hAnsi="Arial"/>
+          <w:sz w:val="20"/>
+          <w:szCs w:val="20"/>
+        </w:rPr>
+        <w:t xml:space="preserve">• </w:t>
+      </w:r>
+      <w:r>
+        <w:rPr>
+          <w:rFonts w:ascii="Arial" w:cs="Arial" w:eastAsia="Arial" w:hAnsi="Arial"/>
+          <w:sz w:val="20"/>
+          <w:szCs w:val="20"/>
+        </w:rPr>
+        <w:t xml:space="preserve">[ ] Cache works when API is down</w:t>
+      </w:r>
+    </w:p>
+    <w:p>
+      <w:pPr>
+        <w:spacing w:after="60"/>
+        <w:ind w:left="360"/>
+      </w:pPr>
+      <w:r>
+        <w:rPr>
+          <w:rFonts w:ascii="Arial" w:cs="Arial" w:eastAsia="Arial" w:hAnsi="Arial"/>
+          <w:sz w:val="20"/>
+          <w:szCs w:val="20"/>
+        </w:rPr>
+        <w:t xml:space="preserve">• </w:t>
+      </w:r>
+      <w:r>
+        <w:rPr>
+          <w:rFonts w:ascii="Arial" w:cs="Arial" w:eastAsia="Arial" w:hAnsi="Arial"/>
+          <w:sz w:val="20"/>
+          <w:szCs w:val="20"/>
+        </w:rPr>
+        <w:t xml:space="preserve">[ ] User preferences save and load</w:t>
+      </w:r>
+    </w:p>
+    <w:p>
+      <w:pPr>
+        <w:spacing w:after="60"/>
+        <w:ind w:left="360"/>
+      </w:pPr>
+      <w:r>
+        <w:rPr>
+          <w:rFonts w:ascii="Arial" w:cs="Arial" w:eastAsia="Arial" w:hAnsi="Arial"/>
+          <w:sz w:val="20"/>
+          <w:szCs w:val="20"/>
+        </w:rPr>
+        <w:t xml:space="preserve">• </w:t>
+      </w:r>
+      <w:r>
+        <w:rPr>
+          <w:rFonts w:ascii="Arial" w:cs="Arial" w:eastAsia="Arial" w:hAnsi="Arial"/>
+          <w:sz w:val="20"/>
+          <w:szCs w:val="20"/>
+        </w:rPr>
+        <w:t xml:space="preserve">[ ] App doesn't crash on invalid API response</w:t>
+      </w:r>
+    </w:p>
+    <w:p>
+      <w:pPr>
+        <w:spacing w:after="60"/>
+        <w:ind w:left="360"/>
+      </w:pPr>
+      <w:r>
+        <w:rPr>
+          <w:rFonts w:ascii="Arial" w:cs="Arial" w:eastAsia="Arial" w:hAnsi="Arial"/>
+          <w:sz w:val="20"/>
+          <w:szCs w:val="20"/>
+        </w:rPr>
+        <w:t xml:space="preserve">• </w:t>
+      </w:r>
+      <w:r>
+        <w:rPr>
+          <w:rFonts w:ascii="Arial" w:cs="Arial" w:eastAsia="Arial" w:hAnsi="Arial"/>
+          <w:sz w:val="20"/>
+          <w:szCs w:val="20"/>
+        </w:rPr>
+        <w:t xml:space="preserve">[ ] Handles network timeouts gracefully</w:t>
+      </w:r>
+    </w:p>
+    <w:p>
+      <w:pPr>
+        <w:spacing w:after="60"/>
+        <w:ind w:left="360"/>
+      </w:pPr>
+      <w:r>
+        <w:rPr>
+          <w:rFonts w:ascii="Arial" w:cs="Arial" w:eastAsia="Arial" w:hAnsi="Arial"/>
+          <w:sz w:val="20"/>
+          <w:szCs w:val="20"/>
+        </w:rPr>
+        <w:t xml:space="preserve">• </w:t>
+      </w:r>
+      <w:r>
+        <w:rPr>
+          <w:rFonts w:ascii="Arial" w:cs="Arial" w:eastAsia="Arial" w:hAnsi="Arial"/>
+          <w:sz w:val="20"/>
+          <w:szCs w:val="20"/>
+        </w:rPr>
+        <w:t xml:space="preserve">[ ] Display formatted results clearly</w:t>
+      </w:r>
+    </w:p>
+    <w:p>
+      <w:pPr>
+        <w:spacing w:after="60"/>
+      </w:pPr>
+      <w:r>
+        <w:rPr>
+          <w:rFonts w:ascii="Arial" w:cs="Arial" w:eastAsia="Arial" w:hAnsi="Arial"/>
+          <w:sz w:val="20"/>
+          <w:szCs w:val="20"/>
+        </w:rPr>
+        <w:t xml:space="preserve">Student System:</w:t>
+      </w:r>
+    </w:p>
+    <w:p>
+      <w:pPr>
+        <w:spacing w:after="60"/>
+        <w:ind w:left="360"/>
+      </w:pPr>
+      <w:r>
+        <w:rPr>
+          <w:rFonts w:ascii="Arial" w:cs="Arial" w:eastAsia="Arial" w:hAnsi="Arial"/>
+          <w:sz w:val="20"/>
+          <w:szCs w:val="20"/>
+        </w:rPr>
+        <w:t xml:space="preserve">• </w:t>
+      </w:r>
+      <w:r>
+        <w:rPr>
+          <w:rFonts w:ascii="Arial" w:cs="Arial" w:eastAsia="Arial" w:hAnsi="Arial"/>
+          <w:sz w:val="20"/>
+          <w:szCs w:val="20"/>
+        </w:rPr>
+        <w:t xml:space="preserve">[ ] Add, remove, search, sort all work</w:t>
+      </w:r>
+    </w:p>
+    <w:p>
+      <w:pPr>
+        <w:spacing w:after="60"/>
+        <w:ind w:left="360"/>
+      </w:pPr>
+      <w:r>
+        <w:rPr>
+          <w:rFonts w:ascii="Arial" w:cs="Arial" w:eastAsia="Arial" w:hAnsi="Arial"/>
+          <w:sz w:val="20"/>
+          <w:szCs w:val="20"/>
+        </w:rPr>
+        <w:t xml:space="preserve">• </w:t>
+      </w:r>
+      <w:r>
+        <w:rPr>
+          <w:rFonts w:ascii="Arial" w:cs="Arial" w:eastAsia="Arial" w:hAnsi="Arial"/>
+          <w:sz w:val="20"/>
+          <w:szCs w:val="20"/>
+        </w:rPr>
+        <w:t xml:space="preserve">[ ] Save to JSON preserves all data</w:t>
+      </w:r>
+    </w:p>
+    <w:p>
+      <w:pPr>
+        <w:spacing w:after="60"/>
+        <w:ind w:left="360"/>
+      </w:pPr>
+      <w:r>
+        <w:rPr>
+          <w:rFonts w:ascii="Arial" w:cs="Arial" w:eastAsia="Arial" w:hAnsi="Arial"/>
+          <w:sz w:val="20"/>
+          <w:szCs w:val="20"/>
+        </w:rPr>
+        <w:t xml:space="preserve">• </w:t>
+      </w:r>
+      <w:r>
+        <w:rPr>
+          <w:rFonts w:ascii="Arial" w:cs="Arial" w:eastAsia="Arial" w:hAnsi="Arial"/>
+          <w:sz w:val="20"/>
+          <w:szCs w:val="20"/>
+        </w:rPr>
+        <w:t xml:space="preserve">[ ] Load from JSON reconstructs correct data</w:t>
+      </w:r>
+    </w:p>
+    <w:p>
+      <w:pPr>
+        <w:spacing w:after="60"/>
+        <w:ind w:left="360"/>
+      </w:pPr>
+      <w:r>
+        <w:rPr>
+          <w:rFonts w:ascii="Arial" w:cs="Arial" w:eastAsia="Arial" w:hAnsi="Arial"/>
+          <w:sz w:val="20"/>
+          <w:szCs w:val="20"/>
+        </w:rPr>
+        <w:t xml:space="preserve">• </w:t>
+      </w:r>
+      <w:r>
+        <w:rPr>
+          <w:rFonts w:ascii="Arial" w:cs="Arial" w:eastAsia="Arial" w:hAnsi="Arial"/>
+          <w:sz w:val="20"/>
+          <w:szCs w:val="20"/>
+        </w:rPr>
+        <w:t xml:space="preserve">[ ] Handle duplicate IDs</w:t>
+      </w:r>
+    </w:p>
+    <w:p>
+      <w:pPr>
+        <w:spacing w:after="60"/>
+        <w:ind w:left="360"/>
+      </w:pPr>
+      <w:r>
+        <w:rPr>
+          <w:rFonts w:ascii="Arial" w:cs="Arial" w:eastAsia="Arial" w:hAnsi="Arial"/>
+          <w:sz w:val="20"/>
+          <w:szCs w:val="20"/>
+        </w:rPr>
+        <w:t xml:space="preserve">• </w:t>
+      </w:r>
+      <w:r>
+        <w:rPr>
+          <w:rFonts w:ascii="Arial" w:cs="Arial" w:eastAsia="Arial" w:hAnsi="Arial"/>
+          <w:sz w:val="20"/>
+          <w:szCs w:val="20"/>
+        </w:rPr>
+        <w:t xml:space="preserve">[ ] Validate GPA range (0–4.0)</w:t>
+      </w:r>
+    </w:p>
+    <w:p>
+      <w:pPr>
+        <w:spacing w:after="60"/>
+        <w:ind w:left="360"/>
+      </w:pPr>
+      <w:r>
+        <w:rPr>
+          <w:rFonts w:ascii="Arial" w:cs="Arial" w:eastAsia="Arial" w:hAnsi="Arial"/>
+          <w:sz w:val="20"/>
+          <w:szCs w:val="20"/>
+        </w:rPr>
+        <w:t xml:space="preserve">• </w:t>
+      </w:r>
+      <w:r>
+        <w:rPr>
+          <w:rFonts w:ascii="Arial" w:cs="Arial" w:eastAsia="Arial" w:hAnsi="Arial"/>
+          <w:sz w:val="20"/>
+          <w:szCs w:val="20"/>
+        </w:rPr>
+        <w:t xml:space="preserve">[ ] Validate empty name</w:t>
+      </w:r>
+    </w:p>
+    <w:p>
+      <w:pPr>
+        <w:spacing w:after="60"/>
+        <w:ind w:left="360"/>
+      </w:pPr>
+      <w:r>
+        <w:rPr>
+          <w:rFonts w:ascii="Arial" w:cs="Arial" w:eastAsia="Arial" w:hAnsi="Arial"/>
+          <w:sz w:val="20"/>
+          <w:szCs w:val="20"/>
+        </w:rPr>
+        <w:t xml:space="preserve">• </w:t>
+      </w:r>
+      <w:r>
+        <w:rPr>
+          <w:rFonts w:ascii="Arial" w:cs="Arial" w:eastAsia="Arial" w:hAnsi="Arial"/>
+          <w:sz w:val="20"/>
+          <w:szCs w:val="20"/>
+        </w:rPr>
+        <w:t xml:space="preserve">[ ] Search is case-insensitive</w:t>
+      </w:r>
+    </w:p>
+    <w:p>
+      <w:pPr>
+        <w:spacing w:after="60"/>
+        <w:ind w:left="360"/>
+      </w:pPr>
+      <w:r>
+        <w:rPr>
+          <w:rFonts w:ascii="Arial" w:cs="Arial" w:eastAsia="Arial" w:hAnsi="Arial"/>
+          <w:sz w:val="20"/>
+          <w:szCs w:val="20"/>
+        </w:rPr>
+        <w:t xml:space="preserve">• </w:t>
+      </w:r>
+      <w:r>
+        <w:rPr>
+          <w:rFonts w:ascii="Arial" w:cs="Arial" w:eastAsia="Arial" w:hAnsi="Arial"/>
+          <w:sz w:val="20"/>
+          <w:szCs w:val="20"/>
+        </w:rPr>
+        <w:t xml:space="preserve">[ ] Sort stable and correct</w:t>
+      </w:r>
+    </w:p>
+    <w:p>
+      <w:pPr>
+        <w:spacing w:after="60"/>
+        <w:ind w:left="360"/>
+      </w:pPr>
+      <w:r>
+        <w:rPr>
+          <w:rFonts w:ascii="Arial" w:cs="Arial" w:eastAsia="Arial" w:hAnsi="Arial"/>
+          <w:sz w:val="20"/>
+          <w:szCs w:val="20"/>
+        </w:rPr>
+        <w:t xml:space="preserve">• </w:t>
+      </w:r>
+      <w:r>
+        <w:rPr>
+          <w:rFonts w:ascii="Arial" w:cs="Arial" w:eastAsia="Arial" w:hAnsi="Arial"/>
+          <w:sz w:val="20"/>
+          <w:szCs w:val="20"/>
+        </w:rPr>
+        <w:t xml:space="preserve">[ ] No crashes on edge cases</w:t>
+      </w:r>
+    </w:p>
+    <w:p>
+      <w:pPr>
+        <w:spacing w:after="60"/>
+      </w:pPr>
+      <w:r>
+        <w:rPr>
+          <w:rFonts w:ascii="Arial" w:cs="Arial" w:eastAsia="Arial" w:hAnsi="Arial"/>
+          <w:sz w:val="20"/>
+          <w:szCs w:val="20"/>
+        </w:rPr>
+        <w:t xml:space="preserve">Algorithm Visualizer:</w:t>
+      </w:r>
+    </w:p>
+    <w:p>
+      <w:pPr>
+        <w:spacing w:after="60"/>
+        <w:ind w:left="360"/>
+      </w:pPr>
+      <w:r>
+        <w:rPr>
+          <w:rFonts w:ascii="Arial" w:cs="Arial" w:eastAsia="Arial" w:hAnsi="Arial"/>
+          <w:sz w:val="20"/>
+          <w:szCs w:val="20"/>
+        </w:rPr>
+        <w:t xml:space="preserve">• </w:t>
+      </w:r>
+      <w:r>
+        <w:rPr>
+          <w:rFonts w:ascii="Arial" w:cs="Arial" w:eastAsia="Arial" w:hAnsi="Arial"/>
+          <w:sz w:val="20"/>
+          <w:szCs w:val="20"/>
+        </w:rPr>
+        <w:t xml:space="preserve">[ ] Each sorting algorithm produces correct result</w:t>
+      </w:r>
+    </w:p>
+    <w:p>
+      <w:pPr>
+        <w:spacing w:after="60"/>
+        <w:ind w:left="360"/>
+      </w:pPr>
+      <w:r>
+        <w:rPr>
+          <w:rFonts w:ascii="Arial" w:cs="Arial" w:eastAsia="Arial" w:hAnsi="Arial"/>
+          <w:sz w:val="20"/>
+          <w:szCs w:val="20"/>
+        </w:rPr>
+        <w:t xml:space="preserve">• </w:t>
+      </w:r>
+      <w:r>
+        <w:rPr>
+          <w:rFonts w:ascii="Arial" w:cs="Arial" w:eastAsia="Arial" w:hAnsi="Arial"/>
+          <w:sz w:val="20"/>
+          <w:szCs w:val="20"/>
+        </w:rPr>
+        <w:t xml:space="preserve">[ ] Benchmarking times are accurate</w:t>
+      </w:r>
+    </w:p>
+    <w:p>
+      <w:pPr>
+        <w:spacing w:after="60"/>
+        <w:ind w:left="360"/>
+      </w:pPr>
+      <w:r>
+        <w:rPr>
+          <w:rFonts w:ascii="Arial" w:cs="Arial" w:eastAsia="Arial" w:hAnsi="Arial"/>
+          <w:sz w:val="20"/>
+          <w:szCs w:val="20"/>
+        </w:rPr>
+        <w:t xml:space="preserve">• </w:t>
+      </w:r>
+      <w:r>
+        <w:rPr>
+          <w:rFonts w:ascii="Arial" w:cs="Arial" w:eastAsia="Arial" w:hAnsi="Arial"/>
+          <w:sz w:val="20"/>
+          <w:szCs w:val="20"/>
+        </w:rPr>
+        <w:t xml:space="preserve">[ ] Chart generation works</w:t>
+      </w:r>
+    </w:p>
+    <w:p>
+      <w:pPr>
+        <w:spacing w:after="60"/>
+        <w:ind w:left="360"/>
+      </w:pPr>
+      <w:r>
+        <w:rPr>
+          <w:rFonts w:ascii="Arial" w:cs="Arial" w:eastAsia="Arial" w:hAnsi="Arial"/>
+          <w:sz w:val="20"/>
+          <w:szCs w:val="20"/>
+        </w:rPr>
+        <w:t xml:space="preserve">• </w:t>
+      </w:r>
+      <w:r>
+        <w:rPr>
+          <w:rFonts w:ascii="Arial" w:cs="Arial" w:eastAsia="Arial" w:hAnsi="Arial"/>
+          <w:sz w:val="20"/>
+          <w:szCs w:val="20"/>
+        </w:rPr>
+        <w:t xml:space="preserve">[ ] Compare algorithms shows meaningful differences</w:t>
+      </w:r>
+    </w:p>
+    <w:p>
+      <w:pPr>
+        <w:spacing w:after="60"/>
+        <w:ind w:left="360"/>
+      </w:pPr>
+      <w:r>
+        <w:rPr>
+          <w:rFonts w:ascii="Arial" w:cs="Arial" w:eastAsia="Arial" w:hAnsi="Arial"/>
+          <w:sz w:val="20"/>
+          <w:szCs w:val="20"/>
+        </w:rPr>
+        <w:t xml:space="preserve">• </w:t>
+      </w:r>
+      <w:r>
+        <w:rPr>
+          <w:rFonts w:ascii="Arial" w:cs="Arial" w:eastAsia="Arial" w:hAnsi="Arial"/>
+          <w:sz w:val="20"/>
+          <w:szCs w:val="20"/>
+        </w:rPr>
+        <w:t xml:space="preserve">[ ] Handle small arrays (1 element)</w:t>
+      </w:r>
+    </w:p>
+    <w:p>
+      <w:pPr>
+        <w:spacing w:after="60"/>
+        <w:ind w:left="360"/>
+      </w:pPr>
+      <w:r>
+        <w:rPr>
+          <w:rFonts w:ascii="Arial" w:cs="Arial" w:eastAsia="Arial" w:hAnsi="Arial"/>
+          <w:sz w:val="20"/>
+          <w:szCs w:val="20"/>
+        </w:rPr>
+        <w:t xml:space="preserve">• </w:t>
+      </w:r>
+      <w:r>
+        <w:rPr>
+          <w:rFonts w:ascii="Arial" w:cs="Arial" w:eastAsia="Arial" w:hAnsi="Arial"/>
+          <w:sz w:val="20"/>
+          <w:szCs w:val="20"/>
+        </w:rPr>
+        <w:t xml:space="preserve">[ ] Handle large arrays (10,000+ elements)</w:t>
+      </w:r>
+    </w:p>
+    <w:p>
+      <w:pPr>
+        <w:spacing w:after="60"/>
+        <w:ind w:left="360"/>
+      </w:pPr>
+      <w:r>
+        <w:rPr>
+          <w:rFonts w:ascii="Arial" w:cs="Arial" w:eastAsia="Arial" w:hAnsi="Arial"/>
+          <w:sz w:val="20"/>
+          <w:szCs w:val="20"/>
+        </w:rPr>
+        <w:t xml:space="preserve">• </w:t>
+      </w:r>
+      <w:r>
+        <w:rPr>
+          <w:rFonts w:ascii="Arial" w:cs="Arial" w:eastAsia="Arial" w:hAnsi="Arial"/>
+          <w:sz w:val="20"/>
+          <w:szCs w:val="20"/>
+        </w:rPr>
+        <w:t xml:space="preserve">[ ] No stack overflow or memory errors</w:t>
+      </w:r>
+    </w:p>
+    <w:p>
+      <w:pPr>
+        <w:spacing w:after="60"/>
+        <w:ind w:left="360"/>
+      </w:pPr>
+      <w:r>
+        <w:rPr>
+          <w:rFonts w:ascii="Arial" w:cs="Arial" w:eastAsia="Arial" w:hAnsi="Arial"/>
+          <w:sz w:val="20"/>
+          <w:szCs w:val="20"/>
+        </w:rPr>
+        <w:t xml:space="preserve">• </w:t>
+      </w:r>
+      <w:r>
+        <w:rPr>
+          <w:rFonts w:ascii="Arial" w:cs="Arial" w:eastAsia="Arial" w:hAnsi="Arial"/>
+          <w:sz w:val="20"/>
+          <w:szCs w:val="20"/>
+        </w:rPr>
+        <w:t xml:space="preserve">[ ] Visualization displays clearly</w:t>
+      </w:r>
+    </w:p>
+    <w:p>
+      <w:pPr>
+        <w:spacing w:after="60"/>
+      </w:pPr>
+      <w:r>
+        <w:rPr>
+          <w:rFonts w:ascii="Arial" w:cs="Arial" w:eastAsia="Arial" w:hAnsi="Arial"/>
+          <w:sz w:val="20"/>
+          <w:szCs w:val="20"/>
+        </w:rPr>
+        <w:t xml:space="preserve">For each bug:</w:t>
+      </w:r>
+    </w:p>
+    <w:p>
+      <w:pPr>
+        <w:spacing w:after="60"/>
+      </w:pPr>
+      <w:r>
+        <w:rPr>
+          <w:rFonts w:ascii="Arial" w:cs="Arial" w:eastAsia="Arial" w:hAnsi="Arial"/>
+          <w:sz w:val="20"/>
+          <w:szCs w:val="20"/>
+        </w:rPr>
+        <w:t xml:space="preserve">1. Reproduce — Verify you can make it happen consistently</w:t>
+      </w:r>
+    </w:p>
+    <w:p>
+      <w:pPr>
+        <w:spacing w:after="60"/>
+      </w:pPr>
+      <w:r>
+        <w:rPr>
+          <w:rFonts w:ascii="Arial" w:cs="Arial" w:eastAsia="Arial" w:hAnsi="Arial"/>
+          <w:sz w:val="20"/>
+          <w:szCs w:val="20"/>
+        </w:rPr>
+        <w:t xml:space="preserve">2. Understand — Why does it happen? What's the root cause?</w:t>
+      </w:r>
+    </w:p>
+    <w:p>
+      <w:pPr>
+        <w:spacing w:after="60"/>
+      </w:pPr>
+      <w:r>
+        <w:rPr>
+          <w:rFonts w:ascii="Arial" w:cs="Arial" w:eastAsia="Arial" w:hAnsi="Arial"/>
+          <w:sz w:val="20"/>
+          <w:szCs w:val="20"/>
+        </w:rPr>
+        <w:t xml:space="preserve">3. Fix — Write minimal code to fix it</w:t>
+      </w:r>
+    </w:p>
+    <w:p>
+      <w:pPr>
+        <w:spacing w:after="60"/>
+      </w:pPr>
+      <w:r>
+        <w:rPr>
+          <w:rFonts w:ascii="Arial" w:cs="Arial" w:eastAsia="Arial" w:hAnsi="Arial"/>
+          <w:sz w:val="20"/>
+          <w:szCs w:val="20"/>
+        </w:rPr>
+        <w:t xml:space="preserve">4. Verify — Does the bug go away? Did anything else break?</w:t>
+      </w:r>
+    </w:p>
+    <w:p>
+      <w:pPr>
+        <w:spacing w:after="60"/>
+      </w:pPr>
+      <w:r>
+        <w:rPr>
+          <w:rFonts w:ascii="Arial" w:cs="Arial" w:eastAsia="Arial" w:hAnsi="Arial"/>
+          <w:sz w:val="20"/>
+          <w:szCs w:val="20"/>
+        </w:rPr>
+        <w:t xml:space="preserve">5. Commit — Save with clear message: "Fix: [bug description]"</w:t>
+      </w:r>
+    </w:p>
+    <w:p>
+      <w:pPr>
+        <w:spacing w:after="60"/>
+      </w:pPr>
+      <w:r>
+        <w:rPr>
+          <w:rFonts w:ascii="Arial" w:cs="Arial" w:eastAsia="Arial" w:hAnsi="Arial"/>
+          <w:sz w:val="20"/>
+          <w:szCs w:val="20"/>
+        </w:rPr>
+        <w:t xml:space="preserve">Example:</w:t>
+      </w:r>
+    </w:p>
+    <w:p>
+      <w:pPr>
+        <w:spacing w:after="160"/>
       </w:pPr>
     </w:p>
     <w:p>
@@ -1942,6 +3694,121 @@
     <w:p>
       <w:pPr>
         <w:spacing w:after="120"/>
+      </w:pPr>
+    </w:p>
+    <w:p>
+      <w:pPr>
+        <w:pBdr>
+          <w:bottom w:val="single" w:color="1B7A4A" w:sz="4" w:space="4"/>
+        </w:pBdr>
+        <w:spacing w:after="100" w:before="120"/>
+      </w:pPr>
+      <w:r>
+        <w:rPr>
+          <w:rFonts w:ascii="Arial" w:cs="Arial" w:eastAsia="Arial" w:hAnsi="Arial"/>
+          <w:b/>
+          <w:bCs/>
+          <w:color w:val="1B7A4A"/>
+          <w:sz w:val="24"/>
+          <w:szCs w:val="24"/>
+        </w:rPr>
+        <w:t xml:space="preserve">Guided Practice</w:t>
+      </w:r>
+    </w:p>
+    <w:p>
+      <w:pPr>
+        <w:spacing w:after="60"/>
+      </w:pPr>
+      <w:r>
+        <w:rPr>
+          <w:rFonts w:ascii="Arial" w:cs="Arial" w:eastAsia="Arial" w:hAnsi="Arial"/>
+          <w:sz w:val="20"/>
+          <w:szCs w:val="20"/>
+        </w:rPr>
+        <w:t xml:space="preserve">- [ ] Test plan created and reviewed</w:t>
+      </w:r>
+    </w:p>
+    <w:p>
+      <w:pPr>
+        <w:spacing w:after="60"/>
+      </w:pPr>
+      <w:r>
+        <w:rPr>
+          <w:rFonts w:ascii="Arial" w:cs="Arial" w:eastAsia="Arial" w:hAnsi="Arial"/>
+          <w:sz w:val="20"/>
+          <w:szCs w:val="20"/>
+        </w:rPr>
+        <w:t xml:space="preserve">- [ ] All features tested systematically</w:t>
+      </w:r>
+    </w:p>
+    <w:p>
+      <w:pPr>
+        <w:spacing w:after="60"/>
+      </w:pPr>
+      <w:r>
+        <w:rPr>
+          <w:rFonts w:ascii="Arial" w:cs="Arial" w:eastAsia="Arial" w:hAnsi="Arial"/>
+          <w:sz w:val="20"/>
+          <w:szCs w:val="20"/>
+        </w:rPr>
+        <w:t xml:space="preserve">- [ ] Critical bugs found and fixed</w:t>
+      </w:r>
+    </w:p>
+    <w:p>
+      <w:pPr>
+        <w:spacing w:after="60"/>
+      </w:pPr>
+      <w:r>
+        <w:rPr>
+          <w:rFonts w:ascii="Arial" w:cs="Arial" w:eastAsia="Arial" w:hAnsi="Arial"/>
+          <w:sz w:val="20"/>
+          <w:szCs w:val="20"/>
+        </w:rPr>
+        <w:t xml:space="preserve">- [ ] Medium-priority bugs found and fixed</w:t>
+      </w:r>
+    </w:p>
+    <w:p>
+      <w:pPr>
+        <w:spacing w:after="60"/>
+      </w:pPr>
+      <w:r>
+        <w:rPr>
+          <w:rFonts w:ascii="Arial" w:cs="Arial" w:eastAsia="Arial" w:hAnsi="Arial"/>
+          <w:sz w:val="20"/>
+          <w:szCs w:val="20"/>
+        </w:rPr>
+        <w:t xml:space="preserve">- [ ] App tested end-to-end multiple times</w:t>
+      </w:r>
+    </w:p>
+    <w:p>
+      <w:pPr>
+        <w:spacing w:after="60"/>
+      </w:pPr>
+      <w:r>
+        <w:rPr>
+          <w:rFonts w:ascii="Arial" w:cs="Arial" w:eastAsia="Arial" w:hAnsi="Arial"/>
+          <w:sz w:val="20"/>
+          <w:szCs w:val="20"/>
+        </w:rPr>
+        <w:t xml:space="preserve">- [ ] No crashes on normal usage</w:t>
+      </w:r>
+    </w:p>
+    <w:p>
+      <w:pPr>
+        <w:spacing w:after="60"/>
+      </w:pPr>
+      <w:r>
+        <w:rPr>
+          <w:rFonts w:ascii="Arial" w:cs="Arial" w:eastAsia="Arial" w:hAnsi="Arial"/>
+          <w:sz w:val="20"/>
+          <w:szCs w:val="20"/>
+        </w:rPr>
+        <w:t xml:space="preserve">- [ ] Code committed/saved</w:t>
+      </w:r>
+    </w:p>
+    <w:p>
+      <w:pPr>
+        <w:spacing w:after="160"/>
       </w:pPr>
     </w:p>
     <w:p>
